--- a/assets/downloads/teacher/rcf-english-grade-3-ppp-lesson-plans.docx
+++ b/assets/downloads/teacher/rcf-english-grade-3-ppp-lesson-plans.docx
@@ -49,105 +49,7 @@
         <w:keepNext/>
       </w:pPr>
       <w:r>
-        <w:t xml:space="preserve">The PPP stages in one line each</w:t>
-      </w:r>
-    </w:p>
-    <w:p>
-      <w:r>
-        <w:rPr>
-          <w:b/>
-        </w:rPr>
-        <w:t xml:space="preserve">Presentation:</w:t>
-      </w:r>
-      <w:r>
-        <w:t xml:space="preserve"> the teacher shows the new language in a clear context. </w:t>
-      </w:r>
-      <w:r>
-        <w:rPr>
-          <w:b/>
-        </w:rPr>
-        <w:t xml:space="preserve">Practice:</w:t>
-      </w:r>
-      <w:r>
-        <w:t xml:space="preserve"> pupils use it in controlled tasks, usually from the Pupil's Book. </w:t>
-      </w:r>
-      <w:r>
-        <w:rPr>
-          <w:b/>
-        </w:rPr>
-        <w:t xml:space="preserve">Production:</w:t>
-      </w:r>
-      <w:r>
-        <w:t xml:space="preserve"> pupils use it more freely for their own purpose. </w:t>
-      </w:r>
-      <w:r>
-        <w:rPr>
-          <w:b/>
-        </w:rPr>
-        <w:t xml:space="preserve">Check and close:</w:t>
-      </w:r>
-      <w:r>
-        <w:t xml:space="preserve"> a quick check of learning, then homework.</w:t>
-      </w:r>
-    </w:p>
-    <w:p>
-      <w:pPr>
-        <w:pStyle w:val="Heading1"/>
-        <w:keepNext/>
-      </w:pPr>
-      <w:r>
-        <w:t xml:space="preserve">Plan 1: Unit 1, I, myself and me</w:t>
-      </w:r>
-    </w:p>
-    <w:p>
-      <w:pPr>
-        <w:keepNext/>
-      </w:pPr>
-      <w:r>
-        <w:rPr>
-          <w:b/>
-        </w:rPr>
-        <w:t xml:space="preserve">Book activity:</w:t>
-      </w:r>
-      <w:r>
-        <w:t xml:space="preserve"> Say your name; Make your badge. </w:t>
-      </w:r>
-      <w:r>
-        <w:rPr>
-          <w:b/>
-        </w:rPr>
-        <w:t xml:space="preserve">Focus:</w:t>
-      </w:r>
-      <w:r>
-        <w:t xml:space="preserve"> Greeting and saying your name.</w:t>
-      </w:r>
-    </w:p>
-    <w:p>
-      <w:pPr>
-        <w:keepNext/>
-      </w:pPr>
-      <w:r>
-        <w:rPr>
-          <w:b/>
-        </w:rPr>
-        <w:t xml:space="preserve">Learning outcome:</w:t>
-      </w:r>
-      <w:r>
-        <w:t xml:space="preserve"> by the end of the lesson, pupils will be able to greet a friend and say their own name using Hello! I'm ... and What's your name?</w:t>
-      </w:r>
-    </w:p>
-    <w:p>
-      <w:pPr>
-        <w:keepNext/>
-      </w:pPr>
-      <w:r>
-        <w:rPr>
-          <w:b/>
-        </w:rPr>
-        <w:t xml:space="preserve">Materials:</w:t>
-      </w:r>
-      <w:r>
-        <w:t xml:space="preserve"> Paper badges, crayons, a soft ball.</w:t>
+        <w:t xml:space="preserve">The four stages, and the colour each one uses</w:t>
       </w:r>
     </w:p>
     <w:tbl>
@@ -224,24 +126,32 @@
               <w:rPr>
                 <w:b/>
               </w:rPr>
-              <w:t xml:space="preserve">What happens</w:t>
-            </w:r>
-          </w:p>
-        </w:tc>
-      </w:tr>
-      <w:tr>
-        <w:trPr>
-          <w:cantSplit/>
-        </w:trPr>
-        <w:tc>
-          <w:tcPr>
-            <w:tcW w:w="1826" w:type="dxa"/>
-          </w:tcPr>
-          <w:p>
-            <w:pPr>
-              <w:pStyle w:val="TableText"/>
-            </w:pPr>
-            <w:r>
+              <w:t xml:space="preserve">What the teacher does</w:t>
+            </w:r>
+          </w:p>
+        </w:tc>
+      </w:tr>
+      <w:tr>
+        <w:trPr>
+          <w:cantSplit/>
+        </w:trPr>
+        <w:tc>
+          <w:tcPr>
+            <w:tcW w:w="1826" w:type="dxa"/>
+            <w:shd w:val="clear" w:color="auto" w:fill="EFF4FB"/>
+            <w:tcBorders>
+              <w:left w:val="single" w:sz="18" w:space="0" w:color="1E4276"/>
+            </w:tcBorders>
+          </w:tcPr>
+          <w:p>
+            <w:pPr>
+              <w:pStyle w:val="TableText"/>
+            </w:pPr>
+            <w:r>
+              <w:rPr>
+                <w:b/>
+                <w:color w:val="0F2647"/>
+              </w:rPr>
               <w:t xml:space="preserve">Presentation</w:t>
             </w:r>
           </w:p>
@@ -249,6 +159,7 @@
         <w:tc>
           <w:tcPr>
             <w:tcW w:w="974" w:type="dxa"/>
+            <w:shd w:val="clear" w:color="auto" w:fill="EFF4FB"/>
           </w:tcPr>
           <w:p>
             <w:pPr>
@@ -262,30 +173,39 @@
         <w:tc>
           <w:tcPr>
             <w:tcW w:w="7306" w:type="dxa"/>
-          </w:tcPr>
-          <w:p>
-            <w:pPr>
-              <w:pStyle w:val="TableText"/>
-            </w:pPr>
-            <w:r>
-              <w:t xml:space="preserve">Wave and say Hello! I'm Teacher. Repeat with two pupils. Hold up a name badge and model: What's your name? My name is ...</w:t>
-            </w:r>
-          </w:p>
-        </w:tc>
-      </w:tr>
-      <w:tr>
-        <w:trPr>
-          <w:cantSplit/>
-        </w:trPr>
-        <w:tc>
-          <w:tcPr>
-            <w:tcW w:w="1826" w:type="dxa"/>
-          </w:tcPr>
-          <w:p>
-            <w:pPr>
-              <w:pStyle w:val="TableText"/>
-            </w:pPr>
-            <w:r>
+            <w:shd w:val="clear" w:color="auto" w:fill="EFF4FB"/>
+          </w:tcPr>
+          <w:p>
+            <w:pPr>
+              <w:pStyle w:val="TableText"/>
+            </w:pPr>
+            <w:r>
+              <w:t xml:space="preserve">Shows the new language in a clear context.</w:t>
+            </w:r>
+          </w:p>
+        </w:tc>
+      </w:tr>
+      <w:tr>
+        <w:trPr>
+          <w:cantSplit/>
+        </w:trPr>
+        <w:tc>
+          <w:tcPr>
+            <w:tcW w:w="1826" w:type="dxa"/>
+            <w:shd w:val="clear" w:color="auto" w:fill="EDF7F4"/>
+            <w:tcBorders>
+              <w:left w:val="single" w:sz="18" w:space="0" w:color="0E7C66"/>
+            </w:tcBorders>
+          </w:tcPr>
+          <w:p>
+            <w:pPr>
+              <w:pStyle w:val="TableText"/>
+            </w:pPr>
+            <w:r>
+              <w:rPr>
+                <w:b/>
+                <w:color w:val="08503F"/>
+              </w:rPr>
               <w:t xml:space="preserve">Practice</w:t>
             </w:r>
           </w:p>
@@ -293,6 +213,7 @@
         <w:tc>
           <w:tcPr>
             <w:tcW w:w="974" w:type="dxa"/>
+            <w:shd w:val="clear" w:color="auto" w:fill="EDF7F4"/>
           </w:tcPr>
           <w:p>
             <w:pPr>
@@ -306,30 +227,39 @@
         <w:tc>
           <w:tcPr>
             <w:tcW w:w="7306" w:type="dxa"/>
-          </w:tcPr>
-          <w:p>
-            <w:pPr>
-              <w:pStyle w:val="TableText"/>
-            </w:pPr>
-            <w:r>
-              <w:t xml:space="preserve">Class repeats the two lines, then halves of the class say them to each other. Pass the ball: the pupil holding it answers What's your name? and asks the next pupil.</w:t>
-            </w:r>
-          </w:p>
-        </w:tc>
-      </w:tr>
-      <w:tr>
-        <w:trPr>
-          <w:cantSplit/>
-        </w:trPr>
-        <w:tc>
-          <w:tcPr>
-            <w:tcW w:w="1826" w:type="dxa"/>
-          </w:tcPr>
-          <w:p>
-            <w:pPr>
-              <w:pStyle w:val="TableText"/>
-            </w:pPr>
-            <w:r>
+            <w:shd w:val="clear" w:color="auto" w:fill="EDF7F4"/>
+          </w:tcPr>
+          <w:p>
+            <w:pPr>
+              <w:pStyle w:val="TableText"/>
+            </w:pPr>
+            <w:r>
+              <w:t xml:space="preserve">Pupils use it in controlled tasks, usually from the Pupil's Book.</w:t>
+            </w:r>
+          </w:p>
+        </w:tc>
+      </w:tr>
+      <w:tr>
+        <w:trPr>
+          <w:cantSplit/>
+        </w:trPr>
+        <w:tc>
+          <w:tcPr>
+            <w:tcW w:w="1826" w:type="dxa"/>
+            <w:shd w:val="clear" w:color="auto" w:fill="FDF6E8"/>
+            <w:tcBorders>
+              <w:left w:val="single" w:sz="18" w:space="0" w:color="B07C12"/>
+            </w:tcBorders>
+          </w:tcPr>
+          <w:p>
+            <w:pPr>
+              <w:pStyle w:val="TableText"/>
+            </w:pPr>
+            <w:r>
+              <w:rPr>
+                <w:b/>
+                <w:color w:val="7D5205"/>
+              </w:rPr>
               <w:t xml:space="preserve">Production</w:t>
             </w:r>
           </w:p>
@@ -337,6 +267,7 @@
         <w:tc>
           <w:tcPr>
             <w:tcW w:w="974" w:type="dxa"/>
+            <w:shd w:val="clear" w:color="auto" w:fill="FDF6E8"/>
           </w:tcPr>
           <w:p>
             <w:pPr>
@@ -350,30 +281,39 @@
         <w:tc>
           <w:tcPr>
             <w:tcW w:w="7306" w:type="dxa"/>
-          </w:tcPr>
-          <w:p>
-            <w:pPr>
-              <w:pStyle w:val="TableText"/>
-            </w:pPr>
-            <w:r>
-              <w:t xml:space="preserve">Pupils make and colour a name badge, then walk around and greet five friends using the badge.</w:t>
-            </w:r>
-          </w:p>
-        </w:tc>
-      </w:tr>
-      <w:tr>
-        <w:trPr>
-          <w:cantSplit/>
-        </w:trPr>
-        <w:tc>
-          <w:tcPr>
-            <w:tcW w:w="1826" w:type="dxa"/>
-          </w:tcPr>
-          <w:p>
-            <w:pPr>
-              <w:pStyle w:val="TableText"/>
-            </w:pPr>
-            <w:r>
+            <w:shd w:val="clear" w:color="auto" w:fill="FDF6E8"/>
+          </w:tcPr>
+          <w:p>
+            <w:pPr>
+              <w:pStyle w:val="TableText"/>
+            </w:pPr>
+            <w:r>
+              <w:t xml:space="preserve">Pupils use it more freely, for a purpose of their own.</w:t>
+            </w:r>
+          </w:p>
+        </w:tc>
+      </w:tr>
+      <w:tr>
+        <w:trPr>
+          <w:cantSplit/>
+        </w:trPr>
+        <w:tc>
+          <w:tcPr>
+            <w:tcW w:w="1826" w:type="dxa"/>
+            <w:shd w:val="clear" w:color="auto" w:fill="F7F9FB"/>
+            <w:tcBorders>
+              <w:left w:val="single" w:sz="18" w:space="0" w:color="8E98A4"/>
+            </w:tcBorders>
+          </w:tcPr>
+          <w:p>
+            <w:pPr>
+              <w:pStyle w:val="TableText"/>
+            </w:pPr>
+            <w:r>
+              <w:rPr>
+                <w:b/>
+                <w:color w:val="33404F"/>
+              </w:rPr>
               <w:t xml:space="preserve">Check and close</w:t>
             </w:r>
           </w:p>
@@ -381,6 +321,7 @@
         <w:tc>
           <w:tcPr>
             <w:tcW w:w="974" w:type="dxa"/>
+            <w:shd w:val="clear" w:color="auto" w:fill="F7F9FB"/>
           </w:tcPr>
           <w:p>
             <w:pPr>
@@ -394,22 +335,14 @@
         <w:tc>
           <w:tcPr>
             <w:tcW w:w="7306" w:type="dxa"/>
-          </w:tcPr>
-          <w:p>
-            <w:pPr>
-              <w:pStyle w:val="TableText"/>
-            </w:pPr>
-            <w:r>
-              <w:t xml:space="preserve">Sing a hello song together. </w:t>
-            </w:r>
-            <w:r>
-              <w:rPr>
-                <w:b/>
-              </w:rPr>
-              <w:t xml:space="preserve">Homework:</w:t>
-            </w:r>
-            <w:r>
-              <w:t xml:space="preserve"> Say Hello! I'm ... to three people at home.</w:t>
+            <w:shd w:val="clear" w:color="auto" w:fill="F7F9FB"/>
+          </w:tcPr>
+          <w:p>
+            <w:pPr>
+              <w:pStyle w:val="TableText"/>
+            </w:pPr>
+            <w:r>
+              <w:t xml:space="preserve">A quick check of learning, then homework.</w:t>
             </w:r>
           </w:p>
         </w:tc>
@@ -422,7 +355,7 @@
         <w:keepNext/>
       </w:pPr>
       <w:r>
-        <w:t xml:space="preserve">Plan 2: Unit 1, I, myself and me</w:t>
+        <w:t xml:space="preserve">Plan 1: Unit 1, I, myself and me</w:t>
       </w:r>
     </w:p>
     <w:p>
@@ -436,7 +369,7 @@
         <w:t xml:space="preserve">Book activity:</w:t>
       </w:r>
       <w:r>
-        <w:t xml:space="preserve"> Count, read and say; How old are you?. </w:t>
+        <w:t xml:space="preserve"> Say your name; Make your badge. </w:t>
       </w:r>
       <w:r>
         <w:rPr>
@@ -445,7 +378,7 @@
         <w:t xml:space="preserve">Focus:</w:t>
       </w:r>
       <w:r>
-        <w:t xml:space="preserve"> Numbers one to ten and saying your age.</w:t>
+        <w:t xml:space="preserve"> Greeting and saying your name.</w:t>
       </w:r>
     </w:p>
     <w:p>
@@ -459,7 +392,7 @@
         <w:t xml:space="preserve">Learning outcome:</w:t>
       </w:r>
       <w:r>
-        <w:t xml:space="preserve"> by the end of the lesson, pupils will be able to count from one to ten and say how old they are.</w:t>
+        <w:t xml:space="preserve"> by the end of the lesson, pupils will be able to greet a friend and say their own name using Hello! I'm ... and What's your name?</w:t>
       </w:r>
     </w:p>
     <w:p>
@@ -473,7 +406,7 @@
         <w:t xml:space="preserve">Materials:</w:t>
       </w:r>
       <w:r>
-        <w:t xml:space="preserve"> Number cards 1 to 10, the picture page with the children's ages.</w:t>
+        <w:t xml:space="preserve"> Paper badges, crayons, a soft ball.</w:t>
       </w:r>
     </w:p>
     <w:tbl>
@@ -562,12 +495,20 @@
         <w:tc>
           <w:tcPr>
             <w:tcW w:w="1826" w:type="dxa"/>
-          </w:tcPr>
-          <w:p>
-            <w:pPr>
-              <w:pStyle w:val="TableText"/>
-            </w:pPr>
-            <w:r>
+            <w:shd w:val="clear" w:color="auto" w:fill="EFF4FB"/>
+            <w:tcBorders>
+              <w:left w:val="single" w:sz="18" w:space="0" w:color="1E4276"/>
+            </w:tcBorders>
+          </w:tcPr>
+          <w:p>
+            <w:pPr>
+              <w:pStyle w:val="TableText"/>
+            </w:pPr>
+            <w:r>
+              <w:rPr>
+                <w:b/>
+                <w:color w:val="0F2647"/>
+              </w:rPr>
               <w:t xml:space="preserve">Presentation</w:t>
             </w:r>
           </w:p>
@@ -575,6 +516,7 @@
         <w:tc>
           <w:tcPr>
             <w:tcW w:w="974" w:type="dxa"/>
+            <w:shd w:val="clear" w:color="auto" w:fill="EFF4FB"/>
           </w:tcPr>
           <w:p>
             <w:pPr>
@@ -588,30 +530,39 @@
         <w:tc>
           <w:tcPr>
             <w:tcW w:w="7306" w:type="dxa"/>
-          </w:tcPr>
-          <w:p>
-            <w:pPr>
-              <w:pStyle w:val="TableText"/>
-            </w:pPr>
-            <w:r>
-              <w:t xml:space="preserve">Count ten pencils aloud, holding up a number card for each. Model: How old are you? I'm eight.</w:t>
-            </w:r>
-          </w:p>
-        </w:tc>
-      </w:tr>
-      <w:tr>
-        <w:trPr>
-          <w:cantSplit/>
-        </w:trPr>
-        <w:tc>
-          <w:tcPr>
-            <w:tcW w:w="1826" w:type="dxa"/>
-          </w:tcPr>
-          <w:p>
-            <w:pPr>
-              <w:pStyle w:val="TableText"/>
-            </w:pPr>
-            <w:r>
+            <w:shd w:val="clear" w:color="auto" w:fill="EFF4FB"/>
+          </w:tcPr>
+          <w:p>
+            <w:pPr>
+              <w:pStyle w:val="TableText"/>
+            </w:pPr>
+            <w:r>
+              <w:t xml:space="preserve">Wave and say Hello! I'm Teacher. Repeat with two pupils. Hold up a name badge and model: What's your name? My name is ...</w:t>
+            </w:r>
+          </w:p>
+        </w:tc>
+      </w:tr>
+      <w:tr>
+        <w:trPr>
+          <w:cantSplit/>
+        </w:trPr>
+        <w:tc>
+          <w:tcPr>
+            <w:tcW w:w="1826" w:type="dxa"/>
+            <w:shd w:val="clear" w:color="auto" w:fill="EDF7F4"/>
+            <w:tcBorders>
+              <w:left w:val="single" w:sz="18" w:space="0" w:color="0E7C66"/>
+            </w:tcBorders>
+          </w:tcPr>
+          <w:p>
+            <w:pPr>
+              <w:pStyle w:val="TableText"/>
+            </w:pPr>
+            <w:r>
+              <w:rPr>
+                <w:b/>
+                <w:color w:val="08503F"/>
+              </w:rPr>
               <w:t xml:space="preserve">Practice</w:t>
             </w:r>
           </w:p>
@@ -619,6 +570,7 @@
         <w:tc>
           <w:tcPr>
             <w:tcW w:w="974" w:type="dxa"/>
+            <w:shd w:val="clear" w:color="auto" w:fill="EDF7F4"/>
           </w:tcPr>
           <w:p>
             <w:pPr>
@@ -632,30 +584,39 @@
         <w:tc>
           <w:tcPr>
             <w:tcW w:w="7306" w:type="dxa"/>
-          </w:tcPr>
-          <w:p>
-            <w:pPr>
-              <w:pStyle w:val="TableText"/>
-            </w:pPr>
-            <w:r>
-              <w:t xml:space="preserve">Pupils count in pairs, taking turns (Work in pairs. Take turns). Show a number card; pupils say the number and the word.</w:t>
-            </w:r>
-          </w:p>
-        </w:tc>
-      </w:tr>
-      <w:tr>
-        <w:trPr>
-          <w:cantSplit/>
-        </w:trPr>
-        <w:tc>
-          <w:tcPr>
-            <w:tcW w:w="1826" w:type="dxa"/>
-          </w:tcPr>
-          <w:p>
-            <w:pPr>
-              <w:pStyle w:val="TableText"/>
-            </w:pPr>
-            <w:r>
+            <w:shd w:val="clear" w:color="auto" w:fill="EDF7F4"/>
+          </w:tcPr>
+          <w:p>
+            <w:pPr>
+              <w:pStyle w:val="TableText"/>
+            </w:pPr>
+            <w:r>
+              <w:t xml:space="preserve">Class repeats the two lines, then halves of the class say them to each other. Pass the ball: the pupil holding it answers What's your name? and asks the next pupil.</w:t>
+            </w:r>
+          </w:p>
+        </w:tc>
+      </w:tr>
+      <w:tr>
+        <w:trPr>
+          <w:cantSplit/>
+        </w:trPr>
+        <w:tc>
+          <w:tcPr>
+            <w:tcW w:w="1826" w:type="dxa"/>
+            <w:shd w:val="clear" w:color="auto" w:fill="FDF6E8"/>
+            <w:tcBorders>
+              <w:left w:val="single" w:sz="18" w:space="0" w:color="B07C12"/>
+            </w:tcBorders>
+          </w:tcPr>
+          <w:p>
+            <w:pPr>
+              <w:pStyle w:val="TableText"/>
+            </w:pPr>
+            <w:r>
+              <w:rPr>
+                <w:b/>
+                <w:color w:val="7D5205"/>
+              </w:rPr>
               <w:t xml:space="preserve">Production</w:t>
             </w:r>
           </w:p>
@@ -663,6 +624,7 @@
         <w:tc>
           <w:tcPr>
             <w:tcW w:w="974" w:type="dxa"/>
+            <w:shd w:val="clear" w:color="auto" w:fill="FDF6E8"/>
           </w:tcPr>
           <w:p>
             <w:pPr>
@@ -676,30 +638,39 @@
         <w:tc>
           <w:tcPr>
             <w:tcW w:w="7306" w:type="dxa"/>
-          </w:tcPr>
-          <w:p>
-            <w:pPr>
-              <w:pStyle w:val="TableText"/>
-            </w:pPr>
-            <w:r>
-              <w:t xml:space="preserve">Pupils read the speech bubbles (Hi, I'm Kumar. I'm eight years old.) and then say the same about themselves to a partner.</w:t>
-            </w:r>
-          </w:p>
-        </w:tc>
-      </w:tr>
-      <w:tr>
-        <w:trPr>
-          <w:cantSplit/>
-        </w:trPr>
-        <w:tc>
-          <w:tcPr>
-            <w:tcW w:w="1826" w:type="dxa"/>
-          </w:tcPr>
-          <w:p>
-            <w:pPr>
-              <w:pStyle w:val="TableText"/>
-            </w:pPr>
-            <w:r>
+            <w:shd w:val="clear" w:color="auto" w:fill="FDF6E8"/>
+          </w:tcPr>
+          <w:p>
+            <w:pPr>
+              <w:pStyle w:val="TableText"/>
+            </w:pPr>
+            <w:r>
+              <w:t xml:space="preserve">Pupils make and colour a name badge, then walk around and greet five friends using the badge.</w:t>
+            </w:r>
+          </w:p>
+        </w:tc>
+      </w:tr>
+      <w:tr>
+        <w:trPr>
+          <w:cantSplit/>
+        </w:trPr>
+        <w:tc>
+          <w:tcPr>
+            <w:tcW w:w="1826" w:type="dxa"/>
+            <w:shd w:val="clear" w:color="auto" w:fill="F7F9FB"/>
+            <w:tcBorders>
+              <w:left w:val="single" w:sz="18" w:space="0" w:color="8E98A4"/>
+            </w:tcBorders>
+          </w:tcPr>
+          <w:p>
+            <w:pPr>
+              <w:pStyle w:val="TableText"/>
+            </w:pPr>
+            <w:r>
+              <w:rPr>
+                <w:b/>
+                <w:color w:val="33404F"/>
+              </w:rPr>
               <w:t xml:space="preserve">Check and close</w:t>
             </w:r>
           </w:p>
@@ -707,6 +678,7 @@
         <w:tc>
           <w:tcPr>
             <w:tcW w:w="974" w:type="dxa"/>
+            <w:shd w:val="clear" w:color="auto" w:fill="F7F9FB"/>
           </w:tcPr>
           <w:p>
             <w:pPr>
@@ -720,13 +692,14 @@
         <w:tc>
           <w:tcPr>
             <w:tcW w:w="7306" w:type="dxa"/>
-          </w:tcPr>
-          <w:p>
-            <w:pPr>
-              <w:pStyle w:val="TableText"/>
-            </w:pPr>
-            <w:r>
-              <w:t xml:space="preserve">Count back from ten to one together. </w:t>
+            <w:shd w:val="clear" w:color="auto" w:fill="F7F9FB"/>
+          </w:tcPr>
+          <w:p>
+            <w:pPr>
+              <w:pStyle w:val="TableText"/>
+            </w:pPr>
+            <w:r>
+              <w:t xml:space="preserve">Sing a hello song together. </w:t>
             </w:r>
             <w:r>
               <w:rPr>
@@ -735,7 +708,7 @@
               <w:t xml:space="preserve">Homework:</w:t>
             </w:r>
             <w:r>
-              <w:t xml:space="preserve"> Count ten things at home and draw them.</w:t>
+              <w:t xml:space="preserve"> Say Hello! I'm ... to three people at home.</w:t>
             </w:r>
           </w:p>
         </w:tc>
@@ -748,7 +721,7 @@
         <w:keepNext/>
       </w:pPr>
       <w:r>
-        <w:t xml:space="preserve">Plan 3: Unit 1, I, myself and me</w:t>
+        <w:t xml:space="preserve">Plan 2: Unit 1, I, myself and me</w:t>
       </w:r>
     </w:p>
     <w:p>
@@ -762,7 +735,7 @@
         <w:t xml:space="preserve">Book activity:</w:t>
       </w:r>
       <w:r>
-        <w:t xml:space="preserve"> Listen and say; Play the game. </w:t>
+        <w:t xml:space="preserve"> Count, read and say; How old are you?. </w:t>
       </w:r>
       <w:r>
         <w:rPr>
@@ -771,7 +744,7 @@
         <w:t xml:space="preserve">Focus:</w:t>
       </w:r>
       <w:r>
-        <w:t xml:space="preserve"> Saying your grade and where you live.</w:t>
+        <w:t xml:space="preserve"> Numbers one to ten and saying your age.</w:t>
       </w:r>
     </w:p>
     <w:p>
@@ -785,7 +758,7 @@
         <w:t xml:space="preserve">Learning outcome:</w:t>
       </w:r>
       <w:r>
-        <w:t xml:space="preserve"> by the end of the lesson, pupils will be able to say which grade they are in and where they live.</w:t>
+        <w:t xml:space="preserve"> by the end of the lesson, pupils will be able to count from one to ten and say how old they are.</w:t>
       </w:r>
     </w:p>
     <w:p>
@@ -799,7 +772,7 @@
         <w:t xml:space="preserve">Materials:</w:t>
       </w:r>
       <w:r>
-        <w:t xml:space="preserve"> A ball, a simple map of the area.</w:t>
+        <w:t xml:space="preserve"> Number cards 1 to 10, the picture page with the children's ages.</w:t>
       </w:r>
     </w:p>
     <w:tbl>
@@ -888,12 +861,20 @@
         <w:tc>
           <w:tcPr>
             <w:tcW w:w="1826" w:type="dxa"/>
-          </w:tcPr>
-          <w:p>
-            <w:pPr>
-              <w:pStyle w:val="TableText"/>
-            </w:pPr>
-            <w:r>
+            <w:shd w:val="clear" w:color="auto" w:fill="EFF4FB"/>
+            <w:tcBorders>
+              <w:left w:val="single" w:sz="18" w:space="0" w:color="1E4276"/>
+            </w:tcBorders>
+          </w:tcPr>
+          <w:p>
+            <w:pPr>
+              <w:pStyle w:val="TableText"/>
+            </w:pPr>
+            <w:r>
+              <w:rPr>
+                <w:b/>
+                <w:color w:val="0F2647"/>
+              </w:rPr>
               <w:t xml:space="preserve">Presentation</w:t>
             </w:r>
           </w:p>
@@ -901,6 +882,7 @@
         <w:tc>
           <w:tcPr>
             <w:tcW w:w="974" w:type="dxa"/>
+            <w:shd w:val="clear" w:color="auto" w:fill="EFF4FB"/>
           </w:tcPr>
           <w:p>
             <w:pPr>
@@ -914,30 +896,39 @@
         <w:tc>
           <w:tcPr>
             <w:tcW w:w="7306" w:type="dxa"/>
-          </w:tcPr>
-          <w:p>
-            <w:pPr>
-              <w:pStyle w:val="TableText"/>
-            </w:pPr>
-            <w:r>
-              <w:t xml:space="preserve">Model: I'm in grade three. I live in Matara (use your own town). Ask two pupils What grade are you in? Where do you live?</w:t>
-            </w:r>
-          </w:p>
-        </w:tc>
-      </w:tr>
-      <w:tr>
-        <w:trPr>
-          <w:cantSplit/>
-        </w:trPr>
-        <w:tc>
-          <w:tcPr>
-            <w:tcW w:w="1826" w:type="dxa"/>
-          </w:tcPr>
-          <w:p>
-            <w:pPr>
-              <w:pStyle w:val="TableText"/>
-            </w:pPr>
-            <w:r>
+            <w:shd w:val="clear" w:color="auto" w:fill="EFF4FB"/>
+          </w:tcPr>
+          <w:p>
+            <w:pPr>
+              <w:pStyle w:val="TableText"/>
+            </w:pPr>
+            <w:r>
+              <w:t xml:space="preserve">Count ten pencils aloud, holding up a number card for each. Model: How old are you? I'm eight.</w:t>
+            </w:r>
+          </w:p>
+        </w:tc>
+      </w:tr>
+      <w:tr>
+        <w:trPr>
+          <w:cantSplit/>
+        </w:trPr>
+        <w:tc>
+          <w:tcPr>
+            <w:tcW w:w="1826" w:type="dxa"/>
+            <w:shd w:val="clear" w:color="auto" w:fill="EDF7F4"/>
+            <w:tcBorders>
+              <w:left w:val="single" w:sz="18" w:space="0" w:color="0E7C66"/>
+            </w:tcBorders>
+          </w:tcPr>
+          <w:p>
+            <w:pPr>
+              <w:pStyle w:val="TableText"/>
+            </w:pPr>
+            <w:r>
+              <w:rPr>
+                <w:b/>
+                <w:color w:val="08503F"/>
+              </w:rPr>
               <w:t xml:space="preserve">Practice</w:t>
             </w:r>
           </w:p>
@@ -945,6 +936,7 @@
         <w:tc>
           <w:tcPr>
             <w:tcW w:w="974" w:type="dxa"/>
+            <w:shd w:val="clear" w:color="auto" w:fill="EDF7F4"/>
           </w:tcPr>
           <w:p>
             <w:pPr>
@@ -958,30 +950,39 @@
         <w:tc>
           <w:tcPr>
             <w:tcW w:w="7306" w:type="dxa"/>
-          </w:tcPr>
-          <w:p>
-            <w:pPr>
-              <w:pStyle w:val="TableText"/>
-            </w:pPr>
-            <w:r>
-              <w:t xml:space="preserve">Chorus and pair repetition of the two questions and answers.</w:t>
-            </w:r>
-          </w:p>
-        </w:tc>
-      </w:tr>
-      <w:tr>
-        <w:trPr>
-          <w:cantSplit/>
-        </w:trPr>
-        <w:tc>
-          <w:tcPr>
-            <w:tcW w:w="1826" w:type="dxa"/>
-          </w:tcPr>
-          <w:p>
-            <w:pPr>
-              <w:pStyle w:val="TableText"/>
-            </w:pPr>
-            <w:r>
+            <w:shd w:val="clear" w:color="auto" w:fill="EDF7F4"/>
+          </w:tcPr>
+          <w:p>
+            <w:pPr>
+              <w:pStyle w:val="TableText"/>
+            </w:pPr>
+            <w:r>
+              <w:t xml:space="preserve">Pupils count in pairs, taking turns (Work in pairs. Take turns). Show a number card; pupils say the number and the word.</w:t>
+            </w:r>
+          </w:p>
+        </w:tc>
+      </w:tr>
+      <w:tr>
+        <w:trPr>
+          <w:cantSplit/>
+        </w:trPr>
+        <w:tc>
+          <w:tcPr>
+            <w:tcW w:w="1826" w:type="dxa"/>
+            <w:shd w:val="clear" w:color="auto" w:fill="FDF6E8"/>
+            <w:tcBorders>
+              <w:left w:val="single" w:sz="18" w:space="0" w:color="B07C12"/>
+            </w:tcBorders>
+          </w:tcPr>
+          <w:p>
+            <w:pPr>
+              <w:pStyle w:val="TableText"/>
+            </w:pPr>
+            <w:r>
+              <w:rPr>
+                <w:b/>
+                <w:color w:val="7D5205"/>
+              </w:rPr>
               <w:t xml:space="preserve">Production</w:t>
             </w:r>
           </w:p>
@@ -989,6 +990,7 @@
         <w:tc>
           <w:tcPr>
             <w:tcW w:w="974" w:type="dxa"/>
+            <w:shd w:val="clear" w:color="auto" w:fill="FDF6E8"/>
           </w:tcPr>
           <w:p>
             <w:pPr>
@@ -1002,30 +1004,39 @@
         <w:tc>
           <w:tcPr>
             <w:tcW w:w="7306" w:type="dxa"/>
-          </w:tcPr>
-          <w:p>
-            <w:pPr>
-              <w:pStyle w:val="TableText"/>
-            </w:pPr>
-            <w:r>
-              <w:t xml:space="preserve">Play the ball game from the book: pupils in a circle pass the ball asking Where do you live? and answering I live in ...</w:t>
-            </w:r>
-          </w:p>
-        </w:tc>
-      </w:tr>
-      <w:tr>
-        <w:trPr>
-          <w:cantSplit/>
-        </w:trPr>
-        <w:tc>
-          <w:tcPr>
-            <w:tcW w:w="1826" w:type="dxa"/>
-          </w:tcPr>
-          <w:p>
-            <w:pPr>
-              <w:pStyle w:val="TableText"/>
-            </w:pPr>
-            <w:r>
+            <w:shd w:val="clear" w:color="auto" w:fill="FDF6E8"/>
+          </w:tcPr>
+          <w:p>
+            <w:pPr>
+              <w:pStyle w:val="TableText"/>
+            </w:pPr>
+            <w:r>
+              <w:t xml:space="preserve">Pupils read the speech bubbles (Hi, I'm Kumar. I'm eight years old.) and then say the same about themselves to a partner.</w:t>
+            </w:r>
+          </w:p>
+        </w:tc>
+      </w:tr>
+      <w:tr>
+        <w:trPr>
+          <w:cantSplit/>
+        </w:trPr>
+        <w:tc>
+          <w:tcPr>
+            <w:tcW w:w="1826" w:type="dxa"/>
+            <w:shd w:val="clear" w:color="auto" w:fill="F7F9FB"/>
+            <w:tcBorders>
+              <w:left w:val="single" w:sz="18" w:space="0" w:color="8E98A4"/>
+            </w:tcBorders>
+          </w:tcPr>
+          <w:p>
+            <w:pPr>
+              <w:pStyle w:val="TableText"/>
+            </w:pPr>
+            <w:r>
+              <w:rPr>
+                <w:b/>
+                <w:color w:val="33404F"/>
+              </w:rPr>
               <w:t xml:space="preserve">Check and close</w:t>
             </w:r>
           </w:p>
@@ -1033,6 +1044,7 @@
         <w:tc>
           <w:tcPr>
             <w:tcW w:w="974" w:type="dxa"/>
+            <w:shd w:val="clear" w:color="auto" w:fill="F7F9FB"/>
           </w:tcPr>
           <w:p>
             <w:pPr>
@@ -1046,13 +1058,14 @@
         <w:tc>
           <w:tcPr>
             <w:tcW w:w="7306" w:type="dxa"/>
-          </w:tcPr>
-          <w:p>
-            <w:pPr>
-              <w:pStyle w:val="TableText"/>
-            </w:pPr>
-            <w:r>
-              <w:t xml:space="preserve">Three pupils introduce themselves with name, age, grade and town. </w:t>
+            <w:shd w:val="clear" w:color="auto" w:fill="F7F9FB"/>
+          </w:tcPr>
+          <w:p>
+            <w:pPr>
+              <w:pStyle w:val="TableText"/>
+            </w:pPr>
+            <w:r>
+              <w:t xml:space="preserve">Count back from ten to one together. </w:t>
             </w:r>
             <w:r>
               <w:rPr>
@@ -1061,7 +1074,7 @@
               <w:t xml:space="preserve">Homework:</w:t>
             </w:r>
             <w:r>
-              <w:t xml:space="preserve"> Draw your house and write I live in ... under it.</w:t>
+              <w:t xml:space="preserve"> Count ten things at home and draw them.</w:t>
             </w:r>
           </w:p>
         </w:tc>
@@ -1074,7 +1087,7 @@
         <w:keepNext/>
       </w:pPr>
       <w:r>
-        <w:t xml:space="preserve">Plan 4: Unit 2, Home sweet home</w:t>
+        <w:t xml:space="preserve">Plan 3: Unit 1, I, myself and me</w:t>
       </w:r>
     </w:p>
     <w:p>
@@ -1088,7 +1101,7 @@
         <w:t xml:space="preserve">Book activity:</w:t>
       </w:r>
       <w:r>
-        <w:t xml:space="preserve"> My family; Sing the song. </w:t>
+        <w:t xml:space="preserve"> Listen and say; Play the game. </w:t>
       </w:r>
       <w:r>
         <w:rPr>
@@ -1097,7 +1110,7 @@
         <w:t xml:space="preserve">Focus:</w:t>
       </w:r>
       <w:r>
-        <w:t xml:space="preserve"> Family members.</w:t>
+        <w:t xml:space="preserve"> Saying your grade and where you live.</w:t>
       </w:r>
     </w:p>
     <w:p>
@@ -1111,7 +1124,7 @@
         <w:t xml:space="preserve">Learning outcome:</w:t>
       </w:r>
       <w:r>
-        <w:t xml:space="preserve"> by the end of the lesson, pupils will be able to name family members and introduce them with This is my ...</w:t>
+        <w:t xml:space="preserve"> by the end of the lesson, pupils will be able to say which grade they are in and where they live.</w:t>
       </w:r>
     </w:p>
     <w:p>
@@ -1125,7 +1138,7 @@
         <w:t xml:space="preserve">Materials:</w:t>
       </w:r>
       <w:r>
-        <w:t xml:space="preserve"> Family picture from the book, word cards (mother, father, brother, sister).</w:t>
+        <w:t xml:space="preserve"> A ball, a simple map of the area.</w:t>
       </w:r>
     </w:p>
     <w:tbl>
@@ -1214,12 +1227,20 @@
         <w:tc>
           <w:tcPr>
             <w:tcW w:w="1826" w:type="dxa"/>
-          </w:tcPr>
-          <w:p>
-            <w:pPr>
-              <w:pStyle w:val="TableText"/>
-            </w:pPr>
-            <w:r>
+            <w:shd w:val="clear" w:color="auto" w:fill="EFF4FB"/>
+            <w:tcBorders>
+              <w:left w:val="single" w:sz="18" w:space="0" w:color="1E4276"/>
+            </w:tcBorders>
+          </w:tcPr>
+          <w:p>
+            <w:pPr>
+              <w:pStyle w:val="TableText"/>
+            </w:pPr>
+            <w:r>
+              <w:rPr>
+                <w:b/>
+                <w:color w:val="0F2647"/>
+              </w:rPr>
               <w:t xml:space="preserve">Presentation</w:t>
             </w:r>
           </w:p>
@@ -1227,6 +1248,7 @@
         <w:tc>
           <w:tcPr>
             <w:tcW w:w="974" w:type="dxa"/>
+            <w:shd w:val="clear" w:color="auto" w:fill="EFF4FB"/>
           </w:tcPr>
           <w:p>
             <w:pPr>
@@ -1240,30 +1262,39 @@
         <w:tc>
           <w:tcPr>
             <w:tcW w:w="7306" w:type="dxa"/>
-          </w:tcPr>
-          <w:p>
-            <w:pPr>
-              <w:pStyle w:val="TableText"/>
-            </w:pPr>
-            <w:r>
-              <w:t xml:space="preserve">Point to the family picture: This is my father. This is my mother. Stick the word cards next to each person.</w:t>
-            </w:r>
-          </w:p>
-        </w:tc>
-      </w:tr>
-      <w:tr>
-        <w:trPr>
-          <w:cantSplit/>
-        </w:trPr>
-        <w:tc>
-          <w:tcPr>
-            <w:tcW w:w="1826" w:type="dxa"/>
-          </w:tcPr>
-          <w:p>
-            <w:pPr>
-              <w:pStyle w:val="TableText"/>
-            </w:pPr>
-            <w:r>
+            <w:shd w:val="clear" w:color="auto" w:fill="EFF4FB"/>
+          </w:tcPr>
+          <w:p>
+            <w:pPr>
+              <w:pStyle w:val="TableText"/>
+            </w:pPr>
+            <w:r>
+              <w:t xml:space="preserve">Model: I'm in grade three. I live in Matara (use your own town). Ask two pupils What grade are you in? Where do you live?</w:t>
+            </w:r>
+          </w:p>
+        </w:tc>
+      </w:tr>
+      <w:tr>
+        <w:trPr>
+          <w:cantSplit/>
+        </w:trPr>
+        <w:tc>
+          <w:tcPr>
+            <w:tcW w:w="1826" w:type="dxa"/>
+            <w:shd w:val="clear" w:color="auto" w:fill="EDF7F4"/>
+            <w:tcBorders>
+              <w:left w:val="single" w:sz="18" w:space="0" w:color="0E7C66"/>
+            </w:tcBorders>
+          </w:tcPr>
+          <w:p>
+            <w:pPr>
+              <w:pStyle w:val="TableText"/>
+            </w:pPr>
+            <w:r>
+              <w:rPr>
+                <w:b/>
+                <w:color w:val="08503F"/>
+              </w:rPr>
               <w:t xml:space="preserve">Practice</w:t>
             </w:r>
           </w:p>
@@ -1271,6 +1302,7 @@
         <w:tc>
           <w:tcPr>
             <w:tcW w:w="974" w:type="dxa"/>
+            <w:shd w:val="clear" w:color="auto" w:fill="EDF7F4"/>
           </w:tcPr>
           <w:p>
             <w:pPr>
@@ -1284,30 +1316,39 @@
         <w:tc>
           <w:tcPr>
             <w:tcW w:w="7306" w:type="dxa"/>
-          </w:tcPr>
-          <w:p>
-            <w:pPr>
-              <w:pStyle w:val="TableText"/>
-            </w:pPr>
-            <w:r>
-              <w:t xml:space="preserve">Pupils point and say as the teacher names each member. Teach the Family Tree song line by line.</w:t>
-            </w:r>
-          </w:p>
-        </w:tc>
-      </w:tr>
-      <w:tr>
-        <w:trPr>
-          <w:cantSplit/>
-        </w:trPr>
-        <w:tc>
-          <w:tcPr>
-            <w:tcW w:w="1826" w:type="dxa"/>
-          </w:tcPr>
-          <w:p>
-            <w:pPr>
-              <w:pStyle w:val="TableText"/>
-            </w:pPr>
-            <w:r>
+            <w:shd w:val="clear" w:color="auto" w:fill="EDF7F4"/>
+          </w:tcPr>
+          <w:p>
+            <w:pPr>
+              <w:pStyle w:val="TableText"/>
+            </w:pPr>
+            <w:r>
+              <w:t xml:space="preserve">Chorus and pair repetition of the two questions and answers.</w:t>
+            </w:r>
+          </w:p>
+        </w:tc>
+      </w:tr>
+      <w:tr>
+        <w:trPr>
+          <w:cantSplit/>
+        </w:trPr>
+        <w:tc>
+          <w:tcPr>
+            <w:tcW w:w="1826" w:type="dxa"/>
+            <w:shd w:val="clear" w:color="auto" w:fill="FDF6E8"/>
+            <w:tcBorders>
+              <w:left w:val="single" w:sz="18" w:space="0" w:color="B07C12"/>
+            </w:tcBorders>
+          </w:tcPr>
+          <w:p>
+            <w:pPr>
+              <w:pStyle w:val="TableText"/>
+            </w:pPr>
+            <w:r>
+              <w:rPr>
+                <w:b/>
+                <w:color w:val="7D5205"/>
+              </w:rPr>
               <w:t xml:space="preserve">Production</w:t>
             </w:r>
           </w:p>
@@ -1315,6 +1356,7 @@
         <w:tc>
           <w:tcPr>
             <w:tcW w:w="974" w:type="dxa"/>
+            <w:shd w:val="clear" w:color="auto" w:fill="FDF6E8"/>
           </w:tcPr>
           <w:p>
             <w:pPr>
@@ -1328,30 +1370,39 @@
         <w:tc>
           <w:tcPr>
             <w:tcW w:w="7306" w:type="dxa"/>
-          </w:tcPr>
-          <w:p>
-            <w:pPr>
-              <w:pStyle w:val="TableText"/>
-            </w:pPr>
-            <w:r>
-              <w:t xml:space="preserve">Pupils draw their own family and introduce it to a partner: This is my sister. She is a girl.</w:t>
-            </w:r>
-          </w:p>
-        </w:tc>
-      </w:tr>
-      <w:tr>
-        <w:trPr>
-          <w:cantSplit/>
-        </w:trPr>
-        <w:tc>
-          <w:tcPr>
-            <w:tcW w:w="1826" w:type="dxa"/>
-          </w:tcPr>
-          <w:p>
-            <w:pPr>
-              <w:pStyle w:val="TableText"/>
-            </w:pPr>
-            <w:r>
+            <w:shd w:val="clear" w:color="auto" w:fill="FDF6E8"/>
+          </w:tcPr>
+          <w:p>
+            <w:pPr>
+              <w:pStyle w:val="TableText"/>
+            </w:pPr>
+            <w:r>
+              <w:t xml:space="preserve">Play the ball game from the book: pupils in a circle pass the ball asking Where do you live? and answering I live in ...</w:t>
+            </w:r>
+          </w:p>
+        </w:tc>
+      </w:tr>
+      <w:tr>
+        <w:trPr>
+          <w:cantSplit/>
+        </w:trPr>
+        <w:tc>
+          <w:tcPr>
+            <w:tcW w:w="1826" w:type="dxa"/>
+            <w:shd w:val="clear" w:color="auto" w:fill="F7F9FB"/>
+            <w:tcBorders>
+              <w:left w:val="single" w:sz="18" w:space="0" w:color="8E98A4"/>
+            </w:tcBorders>
+          </w:tcPr>
+          <w:p>
+            <w:pPr>
+              <w:pStyle w:val="TableText"/>
+            </w:pPr>
+            <w:r>
+              <w:rPr>
+                <w:b/>
+                <w:color w:val="33404F"/>
+              </w:rPr>
               <w:t xml:space="preserve">Check and close</w:t>
             </w:r>
           </w:p>
@@ -1359,6 +1410,7 @@
         <w:tc>
           <w:tcPr>
             <w:tcW w:w="974" w:type="dxa"/>
+            <w:shd w:val="clear" w:color="auto" w:fill="F7F9FB"/>
           </w:tcPr>
           <w:p>
             <w:pPr>
@@ -1372,13 +1424,14 @@
         <w:tc>
           <w:tcPr>
             <w:tcW w:w="7306" w:type="dxa"/>
-          </w:tcPr>
-          <w:p>
-            <w:pPr>
-              <w:pStyle w:val="TableText"/>
-            </w:pPr>
-            <w:r>
-              <w:t xml:space="preserve">Sing the song again with actions. </w:t>
+            <w:shd w:val="clear" w:color="auto" w:fill="F7F9FB"/>
+          </w:tcPr>
+          <w:p>
+            <w:pPr>
+              <w:pStyle w:val="TableText"/>
+            </w:pPr>
+            <w:r>
+              <w:t xml:space="preserve">Three pupils introduce themselves with name, age, grade and town. </w:t>
             </w:r>
             <w:r>
               <w:rPr>
@@ -1387,7 +1440,7 @@
               <w:t xml:space="preserve">Homework:</w:t>
             </w:r>
             <w:r>
-              <w:t xml:space="preserve"> Bring a family photo or drawing.</w:t>
+              <w:t xml:space="preserve"> Draw your house and write I live in ... under it.</w:t>
             </w:r>
           </w:p>
         </w:tc>
@@ -1400,7 +1453,7 @@
         <w:keepNext/>
       </w:pPr>
       <w:r>
-        <w:t xml:space="preserve">Plan 5: Unit 3, Our School</w:t>
+        <w:t xml:space="preserve">Plan 4: Unit 2, Home sweet home</w:t>
       </w:r>
     </w:p>
     <w:p>
@@ -1414,7 +1467,7 @@
         <w:t xml:space="preserve">Book activity:</w:t>
       </w:r>
       <w:r>
-        <w:t xml:space="preserve"> Read aloud; Listen and match. </w:t>
+        <w:t xml:space="preserve"> My family; Sing the song. </w:t>
       </w:r>
       <w:r>
         <w:rPr>
@@ -1423,7 +1476,7 @@
         <w:t xml:space="preserve">Focus:</w:t>
       </w:r>
       <w:r>
-        <w:t xml:space="preserve"> Places and people in the school.</w:t>
+        <w:t xml:space="preserve"> Family members.</w:t>
       </w:r>
     </w:p>
     <w:p>
@@ -1437,7 +1490,7 @@
         <w:t xml:space="preserve">Learning outcome:</w:t>
       </w:r>
       <w:r>
-        <w:t xml:space="preserve"> by the end of the lesson, pupils will be able to name places in the school and match people with their jobs.</w:t>
+        <w:t xml:space="preserve"> by the end of the lesson, pupils will be able to name family members and introduce them with This is my ...</w:t>
       </w:r>
     </w:p>
     <w:p>
@@ -1451,7 +1504,7 @@
         <w:t xml:space="preserve">Materials:</w:t>
       </w:r>
       <w:r>
-        <w:t xml:space="preserve"> Picture cards: library, office room, music room, playground, herbal garden; job cards.</w:t>
+        <w:t xml:space="preserve"> Family picture from the book, word cards (mother, father, brother, sister).</w:t>
       </w:r>
     </w:p>
     <w:tbl>
@@ -1540,12 +1593,20 @@
         <w:tc>
           <w:tcPr>
             <w:tcW w:w="1826" w:type="dxa"/>
-          </w:tcPr>
-          <w:p>
-            <w:pPr>
-              <w:pStyle w:val="TableText"/>
-            </w:pPr>
-            <w:r>
+            <w:shd w:val="clear" w:color="auto" w:fill="EFF4FB"/>
+            <w:tcBorders>
+              <w:left w:val="single" w:sz="18" w:space="0" w:color="1E4276"/>
+            </w:tcBorders>
+          </w:tcPr>
+          <w:p>
+            <w:pPr>
+              <w:pStyle w:val="TableText"/>
+            </w:pPr>
+            <w:r>
+              <w:rPr>
+                <w:b/>
+                <w:color w:val="0F2647"/>
+              </w:rPr>
               <w:t xml:space="preserve">Presentation</w:t>
             </w:r>
           </w:p>
@@ -1553,6 +1614,7 @@
         <w:tc>
           <w:tcPr>
             <w:tcW w:w="974" w:type="dxa"/>
+            <w:shd w:val="clear" w:color="auto" w:fill="EFF4FB"/>
           </w:tcPr>
           <w:p>
             <w:pPr>
@@ -1566,30 +1628,39 @@
         <w:tc>
           <w:tcPr>
             <w:tcW w:w="7306" w:type="dxa"/>
-          </w:tcPr>
-          <w:p>
-            <w:pPr>
-              <w:pStyle w:val="TableText"/>
-            </w:pPr>
-            <w:r>
-              <w:t xml:space="preserve">Walk the class to the door and point: This is the playground. That is the library. Show the job cards: Principal, Teacher, Librarian, Security guard.</w:t>
-            </w:r>
-          </w:p>
-        </w:tc>
-      </w:tr>
-      <w:tr>
-        <w:trPr>
-          <w:cantSplit/>
-        </w:trPr>
-        <w:tc>
-          <w:tcPr>
-            <w:tcW w:w="1826" w:type="dxa"/>
-          </w:tcPr>
-          <w:p>
-            <w:pPr>
-              <w:pStyle w:val="TableText"/>
-            </w:pPr>
-            <w:r>
+            <w:shd w:val="clear" w:color="auto" w:fill="EFF4FB"/>
+          </w:tcPr>
+          <w:p>
+            <w:pPr>
+              <w:pStyle w:val="TableText"/>
+            </w:pPr>
+            <w:r>
+              <w:t xml:space="preserve">Point to the family picture: This is my father. This is my mother. Stick the word cards next to each person.</w:t>
+            </w:r>
+          </w:p>
+        </w:tc>
+      </w:tr>
+      <w:tr>
+        <w:trPr>
+          <w:cantSplit/>
+        </w:trPr>
+        <w:tc>
+          <w:tcPr>
+            <w:tcW w:w="1826" w:type="dxa"/>
+            <w:shd w:val="clear" w:color="auto" w:fill="EDF7F4"/>
+            <w:tcBorders>
+              <w:left w:val="single" w:sz="18" w:space="0" w:color="0E7C66"/>
+            </w:tcBorders>
+          </w:tcPr>
+          <w:p>
+            <w:pPr>
+              <w:pStyle w:val="TableText"/>
+            </w:pPr>
+            <w:r>
+              <w:rPr>
+                <w:b/>
+                <w:color w:val="08503F"/>
+              </w:rPr>
               <w:t xml:space="preserve">Practice</w:t>
             </w:r>
           </w:p>
@@ -1597,6 +1668,7 @@
         <w:tc>
           <w:tcPr>
             <w:tcW w:w="974" w:type="dxa"/>
+            <w:shd w:val="clear" w:color="auto" w:fill="EDF7F4"/>
           </w:tcPr>
           <w:p>
             <w:pPr>
@@ -1610,30 +1682,39 @@
         <w:tc>
           <w:tcPr>
             <w:tcW w:w="7306" w:type="dxa"/>
-          </w:tcPr>
-          <w:p>
-            <w:pPr>
-              <w:pStyle w:val="TableText"/>
-            </w:pPr>
-            <w:r>
-              <w:t xml:space="preserve">Read aloud the place names from the book. Listen and match: the teacher describes a person and pupils point to the right card.</w:t>
-            </w:r>
-          </w:p>
-        </w:tc>
-      </w:tr>
-      <w:tr>
-        <w:trPr>
-          <w:cantSplit/>
-        </w:trPr>
-        <w:tc>
-          <w:tcPr>
-            <w:tcW w:w="1826" w:type="dxa"/>
-          </w:tcPr>
-          <w:p>
-            <w:pPr>
-              <w:pStyle w:val="TableText"/>
-            </w:pPr>
-            <w:r>
+            <w:shd w:val="clear" w:color="auto" w:fill="EDF7F4"/>
+          </w:tcPr>
+          <w:p>
+            <w:pPr>
+              <w:pStyle w:val="TableText"/>
+            </w:pPr>
+            <w:r>
+              <w:t xml:space="preserve">Pupils point and say as the teacher names each member. Teach the Family Tree song line by line.</w:t>
+            </w:r>
+          </w:p>
+        </w:tc>
+      </w:tr>
+      <w:tr>
+        <w:trPr>
+          <w:cantSplit/>
+        </w:trPr>
+        <w:tc>
+          <w:tcPr>
+            <w:tcW w:w="1826" w:type="dxa"/>
+            <w:shd w:val="clear" w:color="auto" w:fill="FDF6E8"/>
+            <w:tcBorders>
+              <w:left w:val="single" w:sz="18" w:space="0" w:color="B07C12"/>
+            </w:tcBorders>
+          </w:tcPr>
+          <w:p>
+            <w:pPr>
+              <w:pStyle w:val="TableText"/>
+            </w:pPr>
+            <w:r>
+              <w:rPr>
+                <w:b/>
+                <w:color w:val="7D5205"/>
+              </w:rPr>
               <w:t xml:space="preserve">Production</w:t>
             </w:r>
           </w:p>
@@ -1641,6 +1722,7 @@
         <w:tc>
           <w:tcPr>
             <w:tcW w:w="974" w:type="dxa"/>
+            <w:shd w:val="clear" w:color="auto" w:fill="FDF6E8"/>
           </w:tcPr>
           <w:p>
             <w:pPr>
@@ -1654,30 +1736,39 @@
         <w:tc>
           <w:tcPr>
             <w:tcW w:w="7306" w:type="dxa"/>
-          </w:tcPr>
-          <w:p>
-            <w:pPr>
-              <w:pStyle w:val="TableText"/>
-            </w:pPr>
-            <w:r>
-              <w:t xml:space="preserve">Pairs play I'm thinking of a place: one pupil mimes (reading, dancing) and the other names the place.</w:t>
-            </w:r>
-          </w:p>
-        </w:tc>
-      </w:tr>
-      <w:tr>
-        <w:trPr>
-          <w:cantSplit/>
-        </w:trPr>
-        <w:tc>
-          <w:tcPr>
-            <w:tcW w:w="1826" w:type="dxa"/>
-          </w:tcPr>
-          <w:p>
-            <w:pPr>
-              <w:pStyle w:val="TableText"/>
-            </w:pPr>
-            <w:r>
+            <w:shd w:val="clear" w:color="auto" w:fill="FDF6E8"/>
+          </w:tcPr>
+          <w:p>
+            <w:pPr>
+              <w:pStyle w:val="TableText"/>
+            </w:pPr>
+            <w:r>
+              <w:t xml:space="preserve">Pupils draw their own family and introduce it to a partner: This is my sister. She is a girl.</w:t>
+            </w:r>
+          </w:p>
+        </w:tc>
+      </w:tr>
+      <w:tr>
+        <w:trPr>
+          <w:cantSplit/>
+        </w:trPr>
+        <w:tc>
+          <w:tcPr>
+            <w:tcW w:w="1826" w:type="dxa"/>
+            <w:shd w:val="clear" w:color="auto" w:fill="F7F9FB"/>
+            <w:tcBorders>
+              <w:left w:val="single" w:sz="18" w:space="0" w:color="8E98A4"/>
+            </w:tcBorders>
+          </w:tcPr>
+          <w:p>
+            <w:pPr>
+              <w:pStyle w:val="TableText"/>
+            </w:pPr>
+            <w:r>
+              <w:rPr>
+                <w:b/>
+                <w:color w:val="33404F"/>
+              </w:rPr>
               <w:t xml:space="preserve">Check and close</w:t>
             </w:r>
           </w:p>
@@ -1685,6 +1776,7 @@
         <w:tc>
           <w:tcPr>
             <w:tcW w:w="974" w:type="dxa"/>
+            <w:shd w:val="clear" w:color="auto" w:fill="F7F9FB"/>
           </w:tcPr>
           <w:p>
             <w:pPr>
@@ -1698,13 +1790,14 @@
         <w:tc>
           <w:tcPr>
             <w:tcW w:w="7306" w:type="dxa"/>
-          </w:tcPr>
-          <w:p>
-            <w:pPr>
-              <w:pStyle w:val="TableText"/>
-            </w:pPr>
-            <w:r>
-              <w:t xml:space="preserve">Pupils name their favourite place in the school. </w:t>
+            <w:shd w:val="clear" w:color="auto" w:fill="F7F9FB"/>
+          </w:tcPr>
+          <w:p>
+            <w:pPr>
+              <w:pStyle w:val="TableText"/>
+            </w:pPr>
+            <w:r>
+              <w:t xml:space="preserve">Sing the song again with actions. </w:t>
             </w:r>
             <w:r>
               <w:rPr>
@@ -1713,7 +1806,7 @@
               <w:t xml:space="preserve">Homework:</w:t>
             </w:r>
             <w:r>
-              <w:t xml:space="preserve"> Draw one place in the school and write its name.</w:t>
+              <w:t xml:space="preserve"> Bring a family photo or drawing.</w:t>
             </w:r>
           </w:p>
         </w:tc>
@@ -1726,7 +1819,7 @@
         <w:keepNext/>
       </w:pPr>
       <w:r>
-        <w:t xml:space="preserve">Plan 6: Unit 4, My food bag</w:t>
+        <w:t xml:space="preserve">Plan 5: Unit 3, Our School</w:t>
       </w:r>
     </w:p>
     <w:p>
@@ -1740,7 +1833,7 @@
         <w:t xml:space="preserve">Book activity:</w:t>
       </w:r>
       <w:r>
-        <w:t xml:space="preserve"> Talk; Look and find; Listen and make a food bag. </w:t>
+        <w:t xml:space="preserve"> Read aloud; Listen and match. </w:t>
       </w:r>
       <w:r>
         <w:rPr>
@@ -1749,7 +1842,7 @@
         <w:t xml:space="preserve">Focus:</w:t>
       </w:r>
       <w:r>
-        <w:t xml:space="preserve"> Fruits and vegetables.</w:t>
+        <w:t xml:space="preserve"> Places and people in the school.</w:t>
       </w:r>
     </w:p>
     <w:p>
@@ -1763,7 +1856,7 @@
         <w:t xml:space="preserve">Learning outcome:</w:t>
       </w:r>
       <w:r>
-        <w:t xml:space="preserve"> by the end of the lesson, pupils will be able to name common fruits and vegetables and say which ones they like.</w:t>
+        <w:t xml:space="preserve"> by the end of the lesson, pupils will be able to name places in the school and match people with their jobs.</w:t>
       </w:r>
     </w:p>
     <w:p>
@@ -1777,7 +1870,7 @@
         <w:t xml:space="preserve">Materials:</w:t>
       </w:r>
       <w:r>
-        <w:t xml:space="preserve"> Real fruits and vegetables or pictures, a paper bag.</w:t>
+        <w:t xml:space="preserve"> Picture cards: library, office room, music room, playground, herbal garden; job cards.</w:t>
       </w:r>
     </w:p>
     <w:tbl>
@@ -1866,12 +1959,20 @@
         <w:tc>
           <w:tcPr>
             <w:tcW w:w="1826" w:type="dxa"/>
-          </w:tcPr>
-          <w:p>
-            <w:pPr>
-              <w:pStyle w:val="TableText"/>
-            </w:pPr>
-            <w:r>
+            <w:shd w:val="clear" w:color="auto" w:fill="EFF4FB"/>
+            <w:tcBorders>
+              <w:left w:val="single" w:sz="18" w:space="0" w:color="1E4276"/>
+            </w:tcBorders>
+          </w:tcPr>
+          <w:p>
+            <w:pPr>
+              <w:pStyle w:val="TableText"/>
+            </w:pPr>
+            <w:r>
+              <w:rPr>
+                <w:b/>
+                <w:color w:val="0F2647"/>
+              </w:rPr>
               <w:t xml:space="preserve">Presentation</w:t>
             </w:r>
           </w:p>
@@ -1879,6 +1980,7 @@
         <w:tc>
           <w:tcPr>
             <w:tcW w:w="974" w:type="dxa"/>
+            <w:shd w:val="clear" w:color="auto" w:fill="EFF4FB"/>
           </w:tcPr>
           <w:p>
             <w:pPr>
@@ -1892,30 +1994,39 @@
         <w:tc>
           <w:tcPr>
             <w:tcW w:w="7306" w:type="dxa"/>
-          </w:tcPr>
-          <w:p>
-            <w:pPr>
-              <w:pStyle w:val="TableText"/>
-            </w:pPr>
-            <w:r>
-              <w:t xml:space="preserve">Take fruits out of a bag one by one: This is a banana. This is a carrot. Model: I like mangoes.</w:t>
-            </w:r>
-          </w:p>
-        </w:tc>
-      </w:tr>
-      <w:tr>
-        <w:trPr>
-          <w:cantSplit/>
-        </w:trPr>
-        <w:tc>
-          <w:tcPr>
-            <w:tcW w:w="1826" w:type="dxa"/>
-          </w:tcPr>
-          <w:p>
-            <w:pPr>
-              <w:pStyle w:val="TableText"/>
-            </w:pPr>
-            <w:r>
+            <w:shd w:val="clear" w:color="auto" w:fill="EFF4FB"/>
+          </w:tcPr>
+          <w:p>
+            <w:pPr>
+              <w:pStyle w:val="TableText"/>
+            </w:pPr>
+            <w:r>
+              <w:t xml:space="preserve">Walk the class to the door and point: This is the playground. That is the library. Show the job cards: Principal, Teacher, Librarian, Security guard.</w:t>
+            </w:r>
+          </w:p>
+        </w:tc>
+      </w:tr>
+      <w:tr>
+        <w:trPr>
+          <w:cantSplit/>
+        </w:trPr>
+        <w:tc>
+          <w:tcPr>
+            <w:tcW w:w="1826" w:type="dxa"/>
+            <w:shd w:val="clear" w:color="auto" w:fill="EDF7F4"/>
+            <w:tcBorders>
+              <w:left w:val="single" w:sz="18" w:space="0" w:color="0E7C66"/>
+            </w:tcBorders>
+          </w:tcPr>
+          <w:p>
+            <w:pPr>
+              <w:pStyle w:val="TableText"/>
+            </w:pPr>
+            <w:r>
+              <w:rPr>
+                <w:b/>
+                <w:color w:val="08503F"/>
+              </w:rPr>
               <w:t xml:space="preserve">Practice</w:t>
             </w:r>
           </w:p>
@@ -1923,6 +2034,7 @@
         <w:tc>
           <w:tcPr>
             <w:tcW w:w="974" w:type="dxa"/>
+            <w:shd w:val="clear" w:color="auto" w:fill="EDF7F4"/>
           </w:tcPr>
           <w:p>
             <w:pPr>
@@ -1936,30 +2048,39 @@
         <w:tc>
           <w:tcPr>
             <w:tcW w:w="7306" w:type="dxa"/>
-          </w:tcPr>
-          <w:p>
-            <w:pPr>
-              <w:pStyle w:val="TableText"/>
-            </w:pPr>
-            <w:r>
-              <w:t xml:space="preserve">Look and find: pupils point to each fruit in the book picture. Sort the picture cards into fruits and vegetables.</w:t>
-            </w:r>
-          </w:p>
-        </w:tc>
-      </w:tr>
-      <w:tr>
-        <w:trPr>
-          <w:cantSplit/>
-        </w:trPr>
-        <w:tc>
-          <w:tcPr>
-            <w:tcW w:w="1826" w:type="dxa"/>
-          </w:tcPr>
-          <w:p>
-            <w:pPr>
-              <w:pStyle w:val="TableText"/>
-            </w:pPr>
-            <w:r>
+            <w:shd w:val="clear" w:color="auto" w:fill="EDF7F4"/>
+          </w:tcPr>
+          <w:p>
+            <w:pPr>
+              <w:pStyle w:val="TableText"/>
+            </w:pPr>
+            <w:r>
+              <w:t xml:space="preserve">Read aloud the place names from the book. Listen and match: the teacher describes a person and pupils point to the right card.</w:t>
+            </w:r>
+          </w:p>
+        </w:tc>
+      </w:tr>
+      <w:tr>
+        <w:trPr>
+          <w:cantSplit/>
+        </w:trPr>
+        <w:tc>
+          <w:tcPr>
+            <w:tcW w:w="1826" w:type="dxa"/>
+            <w:shd w:val="clear" w:color="auto" w:fill="FDF6E8"/>
+            <w:tcBorders>
+              <w:left w:val="single" w:sz="18" w:space="0" w:color="B07C12"/>
+            </w:tcBorders>
+          </w:tcPr>
+          <w:p>
+            <w:pPr>
+              <w:pStyle w:val="TableText"/>
+            </w:pPr>
+            <w:r>
+              <w:rPr>
+                <w:b/>
+                <w:color w:val="7D5205"/>
+              </w:rPr>
               <w:t xml:space="preserve">Production</w:t>
             </w:r>
           </w:p>
@@ -1967,6 +2088,7 @@
         <w:tc>
           <w:tcPr>
             <w:tcW w:w="974" w:type="dxa"/>
+            <w:shd w:val="clear" w:color="auto" w:fill="FDF6E8"/>
           </w:tcPr>
           <w:p>
             <w:pPr>
@@ -1980,30 +2102,39 @@
         <w:tc>
           <w:tcPr>
             <w:tcW w:w="7306" w:type="dxa"/>
-          </w:tcPr>
-          <w:p>
-            <w:pPr>
-              <w:pStyle w:val="TableText"/>
-            </w:pPr>
-            <w:r>
-              <w:t xml:space="preserve">Listen and make a food bag: the teacher says four items and pupils draw them in a paper bag shape, then tell a partner what is in their bag.</w:t>
-            </w:r>
-          </w:p>
-        </w:tc>
-      </w:tr>
-      <w:tr>
-        <w:trPr>
-          <w:cantSplit/>
-        </w:trPr>
-        <w:tc>
-          <w:tcPr>
-            <w:tcW w:w="1826" w:type="dxa"/>
-          </w:tcPr>
-          <w:p>
-            <w:pPr>
-              <w:pStyle w:val="TableText"/>
-            </w:pPr>
-            <w:r>
+            <w:shd w:val="clear" w:color="auto" w:fill="FDF6E8"/>
+          </w:tcPr>
+          <w:p>
+            <w:pPr>
+              <w:pStyle w:val="TableText"/>
+            </w:pPr>
+            <w:r>
+              <w:t xml:space="preserve">Pairs play I'm thinking of a place: one pupil mimes (reading, dancing) and the other names the place.</w:t>
+            </w:r>
+          </w:p>
+        </w:tc>
+      </w:tr>
+      <w:tr>
+        <w:trPr>
+          <w:cantSplit/>
+        </w:trPr>
+        <w:tc>
+          <w:tcPr>
+            <w:tcW w:w="1826" w:type="dxa"/>
+            <w:shd w:val="clear" w:color="auto" w:fill="F7F9FB"/>
+            <w:tcBorders>
+              <w:left w:val="single" w:sz="18" w:space="0" w:color="8E98A4"/>
+            </w:tcBorders>
+          </w:tcPr>
+          <w:p>
+            <w:pPr>
+              <w:pStyle w:val="TableText"/>
+            </w:pPr>
+            <w:r>
+              <w:rPr>
+                <w:b/>
+                <w:color w:val="33404F"/>
+              </w:rPr>
               <w:t xml:space="preserve">Check and close</w:t>
             </w:r>
           </w:p>
@@ -2011,6 +2142,7 @@
         <w:tc>
           <w:tcPr>
             <w:tcW w:w="974" w:type="dxa"/>
+            <w:shd w:val="clear" w:color="auto" w:fill="F7F9FB"/>
           </w:tcPr>
           <w:p>
             <w:pPr>
@@ -2024,13 +2156,14 @@
         <w:tc>
           <w:tcPr>
             <w:tcW w:w="7306" w:type="dxa"/>
-          </w:tcPr>
-          <w:p>
-            <w:pPr>
-              <w:pStyle w:val="TableText"/>
-            </w:pPr>
-            <w:r>
-              <w:t xml:space="preserve">Class says which fruit most pupils like. </w:t>
+            <w:shd w:val="clear" w:color="auto" w:fill="F7F9FB"/>
+          </w:tcPr>
+          <w:p>
+            <w:pPr>
+              <w:pStyle w:val="TableText"/>
+            </w:pPr>
+            <w:r>
+              <w:t xml:space="preserve">Pupils name their favourite place in the school. </w:t>
             </w:r>
             <w:r>
               <w:rPr>
@@ -2039,7 +2172,7 @@
               <w:t xml:space="preserve">Homework:</w:t>
             </w:r>
             <w:r>
-              <w:t xml:space="preserve"> Draw your favourite fruit and write I like ...</w:t>
+              <w:t xml:space="preserve"> Draw one place in the school and write its name.</w:t>
             </w:r>
           </w:p>
         </w:tc>
@@ -2052,7 +2185,7 @@
         <w:keepNext/>
       </w:pPr>
       <w:r>
-        <w:t xml:space="preserve">Plan 7: Unit 5, Animal friends</w:t>
+        <w:t xml:space="preserve">Plan 6: Unit 4, My food bag</w:t>
       </w:r>
     </w:p>
     <w:p>
@@ -2066,7 +2199,7 @@
         <w:t xml:space="preserve">Book activity:</w:t>
       </w:r>
       <w:r>
-        <w:t xml:space="preserve"> Look and say; Listen to the poem and recite. </w:t>
+        <w:t xml:space="preserve"> Talk; Look and find; Listen and make a food bag. </w:t>
       </w:r>
       <w:r>
         <w:rPr>
@@ -2075,7 +2208,7 @@
         <w:t xml:space="preserve">Focus:</w:t>
       </w:r>
       <w:r>
-        <w:t xml:space="preserve"> Animals and their sounds and actions.</w:t>
+        <w:t xml:space="preserve"> Fruits and vegetables.</w:t>
       </w:r>
     </w:p>
     <w:p>
@@ -2089,7 +2222,7 @@
         <w:t xml:space="preserve">Learning outcome:</w:t>
       </w:r>
       <w:r>
-        <w:t xml:space="preserve"> by the end of the lesson, pupils will be able to name animals, copy their actions and recite a short poem.</w:t>
+        <w:t xml:space="preserve"> by the end of the lesson, pupils will be able to name common fruits and vegetables and say which ones they like.</w:t>
       </w:r>
     </w:p>
     <w:p>
@@ -2103,7 +2236,7 @@
         <w:t xml:space="preserve">Materials:</w:t>
       </w:r>
       <w:r>
-        <w:t xml:space="preserve"> Animal pictures or masks.</w:t>
+        <w:t xml:space="preserve"> Real fruits and vegetables or pictures, a paper bag.</w:t>
       </w:r>
     </w:p>
     <w:tbl>
@@ -2192,12 +2325,20 @@
         <w:tc>
           <w:tcPr>
             <w:tcW w:w="1826" w:type="dxa"/>
-          </w:tcPr>
-          <w:p>
-            <w:pPr>
-              <w:pStyle w:val="TableText"/>
-            </w:pPr>
-            <w:r>
+            <w:shd w:val="clear" w:color="auto" w:fill="EFF4FB"/>
+            <w:tcBorders>
+              <w:left w:val="single" w:sz="18" w:space="0" w:color="1E4276"/>
+            </w:tcBorders>
+          </w:tcPr>
+          <w:p>
+            <w:pPr>
+              <w:pStyle w:val="TableText"/>
+            </w:pPr>
+            <w:r>
+              <w:rPr>
+                <w:b/>
+                <w:color w:val="0F2647"/>
+              </w:rPr>
               <w:t xml:space="preserve">Presentation</w:t>
             </w:r>
           </w:p>
@@ -2205,6 +2346,7 @@
         <w:tc>
           <w:tcPr>
             <w:tcW w:w="974" w:type="dxa"/>
+            <w:shd w:val="clear" w:color="auto" w:fill="EFF4FB"/>
           </w:tcPr>
           <w:p>
             <w:pPr>
@@ -2218,30 +2360,39 @@
         <w:tc>
           <w:tcPr>
             <w:tcW w:w="7306" w:type="dxa"/>
-          </w:tcPr>
-          <w:p>
-            <w:pPr>
-              <w:pStyle w:val="TableText"/>
-            </w:pPr>
-            <w:r>
-              <w:t xml:space="preserve">Show animal pictures and name them. Make each animal's sound and action. Model: It is a cat. It says miaow.</w:t>
-            </w:r>
-          </w:p>
-        </w:tc>
-      </w:tr>
-      <w:tr>
-        <w:trPr>
-          <w:cantSplit/>
-        </w:trPr>
-        <w:tc>
-          <w:tcPr>
-            <w:tcW w:w="1826" w:type="dxa"/>
-          </w:tcPr>
-          <w:p>
-            <w:pPr>
-              <w:pStyle w:val="TableText"/>
-            </w:pPr>
-            <w:r>
+            <w:shd w:val="clear" w:color="auto" w:fill="EFF4FB"/>
+          </w:tcPr>
+          <w:p>
+            <w:pPr>
+              <w:pStyle w:val="TableText"/>
+            </w:pPr>
+            <w:r>
+              <w:t xml:space="preserve">Take fruits out of a bag one by one: This is a banana. This is a carrot. Model: I like mangoes.</w:t>
+            </w:r>
+          </w:p>
+        </w:tc>
+      </w:tr>
+      <w:tr>
+        <w:trPr>
+          <w:cantSplit/>
+        </w:trPr>
+        <w:tc>
+          <w:tcPr>
+            <w:tcW w:w="1826" w:type="dxa"/>
+            <w:shd w:val="clear" w:color="auto" w:fill="EDF7F4"/>
+            <w:tcBorders>
+              <w:left w:val="single" w:sz="18" w:space="0" w:color="0E7C66"/>
+            </w:tcBorders>
+          </w:tcPr>
+          <w:p>
+            <w:pPr>
+              <w:pStyle w:val="TableText"/>
+            </w:pPr>
+            <w:r>
+              <w:rPr>
+                <w:b/>
+                <w:color w:val="08503F"/>
+              </w:rPr>
               <w:t xml:space="preserve">Practice</w:t>
             </w:r>
           </w:p>
@@ -2249,6 +2400,7 @@
         <w:tc>
           <w:tcPr>
             <w:tcW w:w="974" w:type="dxa"/>
+            <w:shd w:val="clear" w:color="auto" w:fill="EDF7F4"/>
           </w:tcPr>
           <w:p>
             <w:pPr>
@@ -2262,30 +2414,39 @@
         <w:tc>
           <w:tcPr>
             <w:tcW w:w="7306" w:type="dxa"/>
-          </w:tcPr>
-          <w:p>
-            <w:pPr>
-              <w:pStyle w:val="TableText"/>
-            </w:pPr>
-            <w:r>
-              <w:t xml:space="preserve">Look and say, then Look and find in the book picture. Listen to the poem and recite it line by line.</w:t>
-            </w:r>
-          </w:p>
-        </w:tc>
-      </w:tr>
-      <w:tr>
-        <w:trPr>
-          <w:cantSplit/>
-        </w:trPr>
-        <w:tc>
-          <w:tcPr>
-            <w:tcW w:w="1826" w:type="dxa"/>
-          </w:tcPr>
-          <w:p>
-            <w:pPr>
-              <w:pStyle w:val="TableText"/>
-            </w:pPr>
-            <w:r>
+            <w:shd w:val="clear" w:color="auto" w:fill="EDF7F4"/>
+          </w:tcPr>
+          <w:p>
+            <w:pPr>
+              <w:pStyle w:val="TableText"/>
+            </w:pPr>
+            <w:r>
+              <w:t xml:space="preserve">Look and find: pupils point to each fruit in the book picture. Sort the picture cards into fruits and vegetables.</w:t>
+            </w:r>
+          </w:p>
+        </w:tc>
+      </w:tr>
+      <w:tr>
+        <w:trPr>
+          <w:cantSplit/>
+        </w:trPr>
+        <w:tc>
+          <w:tcPr>
+            <w:tcW w:w="1826" w:type="dxa"/>
+            <w:shd w:val="clear" w:color="auto" w:fill="FDF6E8"/>
+            <w:tcBorders>
+              <w:left w:val="single" w:sz="18" w:space="0" w:color="B07C12"/>
+            </w:tcBorders>
+          </w:tcPr>
+          <w:p>
+            <w:pPr>
+              <w:pStyle w:val="TableText"/>
+            </w:pPr>
+            <w:r>
+              <w:rPr>
+                <w:b/>
+                <w:color w:val="7D5205"/>
+              </w:rPr>
               <w:t xml:space="preserve">Production</w:t>
             </w:r>
           </w:p>
@@ -2293,6 +2454,7 @@
         <w:tc>
           <w:tcPr>
             <w:tcW w:w="974" w:type="dxa"/>
+            <w:shd w:val="clear" w:color="auto" w:fill="FDF6E8"/>
           </w:tcPr>
           <w:p>
             <w:pPr>
@@ -2306,30 +2468,39 @@
         <w:tc>
           <w:tcPr>
             <w:tcW w:w="7306" w:type="dxa"/>
-          </w:tcPr>
-          <w:p>
-            <w:pPr>
-              <w:pStyle w:val="TableText"/>
-            </w:pPr>
-            <w:r>
-              <w:t xml:space="preserve">Pupils make a simple mask (Make a mask) and act out the animal while the class guesses.</w:t>
-            </w:r>
-          </w:p>
-        </w:tc>
-      </w:tr>
-      <w:tr>
-        <w:trPr>
-          <w:cantSplit/>
-        </w:trPr>
-        <w:tc>
-          <w:tcPr>
-            <w:tcW w:w="1826" w:type="dxa"/>
-          </w:tcPr>
-          <w:p>
-            <w:pPr>
-              <w:pStyle w:val="TableText"/>
-            </w:pPr>
-            <w:r>
+            <w:shd w:val="clear" w:color="auto" w:fill="FDF6E8"/>
+          </w:tcPr>
+          <w:p>
+            <w:pPr>
+              <w:pStyle w:val="TableText"/>
+            </w:pPr>
+            <w:r>
+              <w:t xml:space="preserve">Listen and make a food bag: the teacher says four items and pupils draw them in a paper bag shape, then tell a partner what is in their bag.</w:t>
+            </w:r>
+          </w:p>
+        </w:tc>
+      </w:tr>
+      <w:tr>
+        <w:trPr>
+          <w:cantSplit/>
+        </w:trPr>
+        <w:tc>
+          <w:tcPr>
+            <w:tcW w:w="1826" w:type="dxa"/>
+            <w:shd w:val="clear" w:color="auto" w:fill="F7F9FB"/>
+            <w:tcBorders>
+              <w:left w:val="single" w:sz="18" w:space="0" w:color="8E98A4"/>
+            </w:tcBorders>
+          </w:tcPr>
+          <w:p>
+            <w:pPr>
+              <w:pStyle w:val="TableText"/>
+            </w:pPr>
+            <w:r>
+              <w:rPr>
+                <w:b/>
+                <w:color w:val="33404F"/>
+              </w:rPr>
               <w:t xml:space="preserve">Check and close</w:t>
             </w:r>
           </w:p>
@@ -2337,6 +2508,7 @@
         <w:tc>
           <w:tcPr>
             <w:tcW w:w="974" w:type="dxa"/>
+            <w:shd w:val="clear" w:color="auto" w:fill="F7F9FB"/>
           </w:tcPr>
           <w:p>
             <w:pPr>
@@ -2350,13 +2522,14 @@
         <w:tc>
           <w:tcPr>
             <w:tcW w:w="7306" w:type="dxa"/>
-          </w:tcPr>
-          <w:p>
-            <w:pPr>
-              <w:pStyle w:val="TableText"/>
-            </w:pPr>
-            <w:r>
-              <w:t xml:space="preserve">Recite the poem with actions. </w:t>
+            <w:shd w:val="clear" w:color="auto" w:fill="F7F9FB"/>
+          </w:tcPr>
+          <w:p>
+            <w:pPr>
+              <w:pStyle w:val="TableText"/>
+            </w:pPr>
+            <w:r>
+              <w:t xml:space="preserve">Class says which fruit most pupils like. </w:t>
             </w:r>
             <w:r>
               <w:rPr>
@@ -2365,7 +2538,7 @@
               <w:t xml:space="preserve">Homework:</w:t>
             </w:r>
             <w:r>
-              <w:t xml:space="preserve"> Tell your family the name of three animals in English.</w:t>
+              <w:t xml:space="preserve"> Draw your favourite fruit and write I like ...</w:t>
             </w:r>
           </w:p>
         </w:tc>
@@ -2378,7 +2551,7 @@
         <w:keepNext/>
       </w:pPr>
       <w:r>
-        <w:t xml:space="preserve">Plan 8: Unit 6, Clothes we wear</w:t>
+        <w:t xml:space="preserve">Plan 7: Unit 5, Animal friends</w:t>
       </w:r>
     </w:p>
     <w:p>
@@ -2392,7 +2565,7 @@
         <w:t xml:space="preserve">Book activity:</w:t>
       </w:r>
       <w:r>
-        <w:t xml:space="preserve"> Sing this song; Look, read and match. </w:t>
+        <w:t xml:space="preserve"> Look and say; Listen to the poem and recite. </w:t>
       </w:r>
       <w:r>
         <w:rPr>
@@ -2401,7 +2574,7 @@
         <w:t xml:space="preserve">Focus:</w:t>
       </w:r>
       <w:r>
-        <w:t xml:space="preserve"> Clothes and colours.</w:t>
+        <w:t xml:space="preserve"> Animals and their sounds and actions.</w:t>
       </w:r>
     </w:p>
     <w:p>
@@ -2415,7 +2588,7 @@
         <w:t xml:space="preserve">Learning outcome:</w:t>
       </w:r>
       <w:r>
-        <w:t xml:space="preserve"> by the end of the lesson, pupils will be able to name clothes with their colours using has / I have.</w:t>
+        <w:t xml:space="preserve"> by the end of the lesson, pupils will be able to name animals, copy their actions and recite a short poem.</w:t>
       </w:r>
     </w:p>
     <w:p>
@@ -2429,7 +2602,7 @@
         <w:t xml:space="preserve">Materials:</w:t>
       </w:r>
       <w:r>
-        <w:t xml:space="preserve"> Real clothes (a hat, a belt, a scarf), colour cards.</w:t>
+        <w:t xml:space="preserve"> Animal pictures or masks.</w:t>
       </w:r>
     </w:p>
     <w:tbl>
@@ -2518,12 +2691,20 @@
         <w:tc>
           <w:tcPr>
             <w:tcW w:w="1826" w:type="dxa"/>
-          </w:tcPr>
-          <w:p>
-            <w:pPr>
-              <w:pStyle w:val="TableText"/>
-            </w:pPr>
-            <w:r>
+            <w:shd w:val="clear" w:color="auto" w:fill="EFF4FB"/>
+            <w:tcBorders>
+              <w:left w:val="single" w:sz="18" w:space="0" w:color="1E4276"/>
+            </w:tcBorders>
+          </w:tcPr>
+          <w:p>
+            <w:pPr>
+              <w:pStyle w:val="TableText"/>
+            </w:pPr>
+            <w:r>
+              <w:rPr>
+                <w:b/>
+                <w:color w:val="0F2647"/>
+              </w:rPr>
               <w:t xml:space="preserve">Presentation</w:t>
             </w:r>
           </w:p>
@@ -2531,6 +2712,7 @@
         <w:tc>
           <w:tcPr>
             <w:tcW w:w="974" w:type="dxa"/>
+            <w:shd w:val="clear" w:color="auto" w:fill="EFF4FB"/>
           </w:tcPr>
           <w:p>
             <w:pPr>
@@ -2544,30 +2726,39 @@
         <w:tc>
           <w:tcPr>
             <w:tcW w:w="7306" w:type="dxa"/>
-          </w:tcPr>
-          <w:p>
-            <w:pPr>
-              <w:pStyle w:val="TableText"/>
-            </w:pPr>
-            <w:r>
-              <w:t xml:space="preserve">Put on a hat: I have a blue hat. Point to a pupil: Nimal has a white shirt.</w:t>
-            </w:r>
-          </w:p>
-        </w:tc>
-      </w:tr>
-      <w:tr>
-        <w:trPr>
-          <w:cantSplit/>
-        </w:trPr>
-        <w:tc>
-          <w:tcPr>
-            <w:tcW w:w="1826" w:type="dxa"/>
-          </w:tcPr>
-          <w:p>
-            <w:pPr>
-              <w:pStyle w:val="TableText"/>
-            </w:pPr>
-            <w:r>
+            <w:shd w:val="clear" w:color="auto" w:fill="EFF4FB"/>
+          </w:tcPr>
+          <w:p>
+            <w:pPr>
+              <w:pStyle w:val="TableText"/>
+            </w:pPr>
+            <w:r>
+              <w:t xml:space="preserve">Show animal pictures and name them. Make each animal's sound and action. Model: It is a cat. It says miaow.</w:t>
+            </w:r>
+          </w:p>
+        </w:tc>
+      </w:tr>
+      <w:tr>
+        <w:trPr>
+          <w:cantSplit/>
+        </w:trPr>
+        <w:tc>
+          <w:tcPr>
+            <w:tcW w:w="1826" w:type="dxa"/>
+            <w:shd w:val="clear" w:color="auto" w:fill="EDF7F4"/>
+            <w:tcBorders>
+              <w:left w:val="single" w:sz="18" w:space="0" w:color="0E7C66"/>
+            </w:tcBorders>
+          </w:tcPr>
+          <w:p>
+            <w:pPr>
+              <w:pStyle w:val="TableText"/>
+            </w:pPr>
+            <w:r>
+              <w:rPr>
+                <w:b/>
+                <w:color w:val="08503F"/>
+              </w:rPr>
               <w:t xml:space="preserve">Practice</w:t>
             </w:r>
           </w:p>
@@ -2575,6 +2766,7 @@
         <w:tc>
           <w:tcPr>
             <w:tcW w:w="974" w:type="dxa"/>
+            <w:shd w:val="clear" w:color="auto" w:fill="EDF7F4"/>
           </w:tcPr>
           <w:p>
             <w:pPr>
@@ -2588,30 +2780,39 @@
         <w:tc>
           <w:tcPr>
             <w:tcW w:w="7306" w:type="dxa"/>
-          </w:tcPr>
-          <w:p>
-            <w:pPr>
-              <w:pStyle w:val="TableText"/>
-            </w:pPr>
-            <w:r>
-              <w:t xml:space="preserve">Sing the song (Sonia has a blue hat...) and point to the clothes. Look, read and match the clothes words with the pictures.</w:t>
-            </w:r>
-          </w:p>
-        </w:tc>
-      </w:tr>
-      <w:tr>
-        <w:trPr>
-          <w:cantSplit/>
-        </w:trPr>
-        <w:tc>
-          <w:tcPr>
-            <w:tcW w:w="1826" w:type="dxa"/>
-          </w:tcPr>
-          <w:p>
-            <w:pPr>
-              <w:pStyle w:val="TableText"/>
-            </w:pPr>
-            <w:r>
+            <w:shd w:val="clear" w:color="auto" w:fill="EDF7F4"/>
+          </w:tcPr>
+          <w:p>
+            <w:pPr>
+              <w:pStyle w:val="TableText"/>
+            </w:pPr>
+            <w:r>
+              <w:t xml:space="preserve">Look and say, then Look and find in the book picture. Listen to the poem and recite it line by line.</w:t>
+            </w:r>
+          </w:p>
+        </w:tc>
+      </w:tr>
+      <w:tr>
+        <w:trPr>
+          <w:cantSplit/>
+        </w:trPr>
+        <w:tc>
+          <w:tcPr>
+            <w:tcW w:w="1826" w:type="dxa"/>
+            <w:shd w:val="clear" w:color="auto" w:fill="FDF6E8"/>
+            <w:tcBorders>
+              <w:left w:val="single" w:sz="18" w:space="0" w:color="B07C12"/>
+            </w:tcBorders>
+          </w:tcPr>
+          <w:p>
+            <w:pPr>
+              <w:pStyle w:val="TableText"/>
+            </w:pPr>
+            <w:r>
+              <w:rPr>
+                <w:b/>
+                <w:color w:val="7D5205"/>
+              </w:rPr>
               <w:t xml:space="preserve">Production</w:t>
             </w:r>
           </w:p>
@@ -2619,6 +2820,7 @@
         <w:tc>
           <w:tcPr>
             <w:tcW w:w="974" w:type="dxa"/>
+            <w:shd w:val="clear" w:color="auto" w:fill="FDF6E8"/>
           </w:tcPr>
           <w:p>
             <w:pPr>
@@ -2632,30 +2834,39 @@
         <w:tc>
           <w:tcPr>
             <w:tcW w:w="7306" w:type="dxa"/>
-          </w:tcPr>
-          <w:p>
-            <w:pPr>
-              <w:pStyle w:val="TableText"/>
-            </w:pPr>
-            <w:r>
-              <w:t xml:space="preserve">Pupils describe what they are wearing to a partner: I have a white shirt and a blue short.</w:t>
-            </w:r>
-          </w:p>
-        </w:tc>
-      </w:tr>
-      <w:tr>
-        <w:trPr>
-          <w:cantSplit/>
-        </w:trPr>
-        <w:tc>
-          <w:tcPr>
-            <w:tcW w:w="1826" w:type="dxa"/>
-          </w:tcPr>
-          <w:p>
-            <w:pPr>
-              <w:pStyle w:val="TableText"/>
-            </w:pPr>
-            <w:r>
+            <w:shd w:val="clear" w:color="auto" w:fill="FDF6E8"/>
+          </w:tcPr>
+          <w:p>
+            <w:pPr>
+              <w:pStyle w:val="TableText"/>
+            </w:pPr>
+            <w:r>
+              <w:t xml:space="preserve">Pupils make a simple mask (Make a mask) and act out the animal while the class guesses.</w:t>
+            </w:r>
+          </w:p>
+        </w:tc>
+      </w:tr>
+      <w:tr>
+        <w:trPr>
+          <w:cantSplit/>
+        </w:trPr>
+        <w:tc>
+          <w:tcPr>
+            <w:tcW w:w="1826" w:type="dxa"/>
+            <w:shd w:val="clear" w:color="auto" w:fill="F7F9FB"/>
+            <w:tcBorders>
+              <w:left w:val="single" w:sz="18" w:space="0" w:color="8E98A4"/>
+            </w:tcBorders>
+          </w:tcPr>
+          <w:p>
+            <w:pPr>
+              <w:pStyle w:val="TableText"/>
+            </w:pPr>
+            <w:r>
+              <w:rPr>
+                <w:b/>
+                <w:color w:val="33404F"/>
+              </w:rPr>
               <w:t xml:space="preserve">Check and close</w:t>
             </w:r>
           </w:p>
@@ -2663,6 +2874,7 @@
         <w:tc>
           <w:tcPr>
             <w:tcW w:w="974" w:type="dxa"/>
+            <w:shd w:val="clear" w:color="auto" w:fill="F7F9FB"/>
           </w:tcPr>
           <w:p>
             <w:pPr>
@@ -2676,13 +2888,14 @@
         <w:tc>
           <w:tcPr>
             <w:tcW w:w="7306" w:type="dxa"/>
-          </w:tcPr>
-          <w:p>
-            <w:pPr>
-              <w:pStyle w:val="TableText"/>
-            </w:pPr>
-            <w:r>
-              <w:t xml:space="preserve">Two pupils describe a friend while the class guesses who. </w:t>
+            <w:shd w:val="clear" w:color="auto" w:fill="F7F9FB"/>
+          </w:tcPr>
+          <w:p>
+            <w:pPr>
+              <w:pStyle w:val="TableText"/>
+            </w:pPr>
+            <w:r>
+              <w:t xml:space="preserve">Recite the poem with actions. </w:t>
             </w:r>
             <w:r>
               <w:rPr>
@@ -2691,7 +2904,7 @@
               <w:t xml:space="preserve">Homework:</w:t>
             </w:r>
             <w:r>
-              <w:t xml:space="preserve"> Draw your favourite clothes and colour them.</w:t>
+              <w:t xml:space="preserve"> Tell your family the name of three animals in English.</w:t>
             </w:r>
           </w:p>
         </w:tc>
@@ -2704,7 +2917,7 @@
         <w:keepNext/>
       </w:pPr>
       <w:r>
-        <w:t xml:space="preserve">Plan 9: Unit 6, Clothes we wear</w:t>
+        <w:t xml:space="preserve">Plan 8: Unit 6, Clothes we wear</w:t>
       </w:r>
     </w:p>
     <w:p>
@@ -2718,7 +2931,7 @@
         <w:t xml:space="preserve">Book activity:</w:t>
       </w:r>
       <w:r>
-        <w:t xml:space="preserve"> Time; Read the time. </w:t>
+        <w:t xml:space="preserve"> Sing this song; Look, read and match. </w:t>
       </w:r>
       <w:r>
         <w:rPr>
@@ -2727,7 +2940,7 @@
         <w:t xml:space="preserve">Focus:</w:t>
       </w:r>
       <w:r>
-        <w:t xml:space="preserve"> Telling the time.</w:t>
+        <w:t xml:space="preserve"> Clothes and colours.</w:t>
       </w:r>
     </w:p>
     <w:p>
@@ -2741,7 +2954,7 @@
         <w:t xml:space="preserve">Learning outcome:</w:t>
       </w:r>
       <w:r>
-        <w:t xml:space="preserve"> by the end of the lesson, pupils will be able to read and say o'clock, quarter past, half past and quarter to.</w:t>
+        <w:t xml:space="preserve"> by the end of the lesson, pupils will be able to name clothes with their colours using has / I have.</w:t>
       </w:r>
     </w:p>
     <w:p>
@@ -2755,7 +2968,7 @@
         <w:t xml:space="preserve">Materials:</w:t>
       </w:r>
       <w:r>
-        <w:t xml:space="preserve"> A cardboard clock with moving hands.</w:t>
+        <w:t xml:space="preserve"> Real clothes (a hat, a belt, a scarf), colour cards.</w:t>
       </w:r>
     </w:p>
     <w:tbl>
@@ -2844,12 +3057,20 @@
         <w:tc>
           <w:tcPr>
             <w:tcW w:w="1826" w:type="dxa"/>
-          </w:tcPr>
-          <w:p>
-            <w:pPr>
-              <w:pStyle w:val="TableText"/>
-            </w:pPr>
-            <w:r>
+            <w:shd w:val="clear" w:color="auto" w:fill="EFF4FB"/>
+            <w:tcBorders>
+              <w:left w:val="single" w:sz="18" w:space="0" w:color="1E4276"/>
+            </w:tcBorders>
+          </w:tcPr>
+          <w:p>
+            <w:pPr>
+              <w:pStyle w:val="TableText"/>
+            </w:pPr>
+            <w:r>
+              <w:rPr>
+                <w:b/>
+                <w:color w:val="0F2647"/>
+              </w:rPr>
               <w:t xml:space="preserve">Presentation</w:t>
             </w:r>
           </w:p>
@@ -2857,6 +3078,7 @@
         <w:tc>
           <w:tcPr>
             <w:tcW w:w="974" w:type="dxa"/>
+            <w:shd w:val="clear" w:color="auto" w:fill="EFF4FB"/>
           </w:tcPr>
           <w:p>
             <w:pPr>
@@ -2870,30 +3092,39 @@
         <w:tc>
           <w:tcPr>
             <w:tcW w:w="7306" w:type="dxa"/>
-          </w:tcPr>
-          <w:p>
-            <w:pPr>
-              <w:pStyle w:val="TableText"/>
-            </w:pPr>
-            <w:r>
-              <w:t xml:space="preserve">Move the clock hands: It is seven o'clock. It is half past seven. Show quarter past and quarter to.</w:t>
-            </w:r>
-          </w:p>
-        </w:tc>
-      </w:tr>
-      <w:tr>
-        <w:trPr>
-          <w:cantSplit/>
-        </w:trPr>
-        <w:tc>
-          <w:tcPr>
-            <w:tcW w:w="1826" w:type="dxa"/>
-          </w:tcPr>
-          <w:p>
-            <w:pPr>
-              <w:pStyle w:val="TableText"/>
-            </w:pPr>
-            <w:r>
+            <w:shd w:val="clear" w:color="auto" w:fill="EFF4FB"/>
+          </w:tcPr>
+          <w:p>
+            <w:pPr>
+              <w:pStyle w:val="TableText"/>
+            </w:pPr>
+            <w:r>
+              <w:t xml:space="preserve">Put on a hat: I have a blue hat. Point to a pupil: Nimal has a white shirt.</w:t>
+            </w:r>
+          </w:p>
+        </w:tc>
+      </w:tr>
+      <w:tr>
+        <w:trPr>
+          <w:cantSplit/>
+        </w:trPr>
+        <w:tc>
+          <w:tcPr>
+            <w:tcW w:w="1826" w:type="dxa"/>
+            <w:shd w:val="clear" w:color="auto" w:fill="EDF7F4"/>
+            <w:tcBorders>
+              <w:left w:val="single" w:sz="18" w:space="0" w:color="0E7C66"/>
+            </w:tcBorders>
+          </w:tcPr>
+          <w:p>
+            <w:pPr>
+              <w:pStyle w:val="TableText"/>
+            </w:pPr>
+            <w:r>
+              <w:rPr>
+                <w:b/>
+                <w:color w:val="08503F"/>
+              </w:rPr>
               <w:t xml:space="preserve">Practice</w:t>
             </w:r>
           </w:p>
@@ -2901,6 +3132,7 @@
         <w:tc>
           <w:tcPr>
             <w:tcW w:w="974" w:type="dxa"/>
+            <w:shd w:val="clear" w:color="auto" w:fill="EDF7F4"/>
           </w:tcPr>
           <w:p>
             <w:pPr>
@@ -2914,30 +3146,39 @@
         <w:tc>
           <w:tcPr>
             <w:tcW w:w="7306" w:type="dxa"/>
-          </w:tcPr>
-          <w:p>
-            <w:pPr>
-              <w:pStyle w:val="TableText"/>
-            </w:pPr>
-            <w:r>
-              <w:t xml:space="preserve">Pupils read the times in the book. The teacher sets the clock; pupils say the time.</w:t>
-            </w:r>
-          </w:p>
-        </w:tc>
-      </w:tr>
-      <w:tr>
-        <w:trPr>
-          <w:cantSplit/>
-        </w:trPr>
-        <w:tc>
-          <w:tcPr>
-            <w:tcW w:w="1826" w:type="dxa"/>
-          </w:tcPr>
-          <w:p>
-            <w:pPr>
-              <w:pStyle w:val="TableText"/>
-            </w:pPr>
-            <w:r>
+            <w:shd w:val="clear" w:color="auto" w:fill="EDF7F4"/>
+          </w:tcPr>
+          <w:p>
+            <w:pPr>
+              <w:pStyle w:val="TableText"/>
+            </w:pPr>
+            <w:r>
+              <w:t xml:space="preserve">Sing the song (Sonia has a blue hat...) and point to the clothes. Look, read and match the clothes words with the pictures.</w:t>
+            </w:r>
+          </w:p>
+        </w:tc>
+      </w:tr>
+      <w:tr>
+        <w:trPr>
+          <w:cantSplit/>
+        </w:trPr>
+        <w:tc>
+          <w:tcPr>
+            <w:tcW w:w="1826" w:type="dxa"/>
+            <w:shd w:val="clear" w:color="auto" w:fill="FDF6E8"/>
+            <w:tcBorders>
+              <w:left w:val="single" w:sz="18" w:space="0" w:color="B07C12"/>
+            </w:tcBorders>
+          </w:tcPr>
+          <w:p>
+            <w:pPr>
+              <w:pStyle w:val="TableText"/>
+            </w:pPr>
+            <w:r>
+              <w:rPr>
+                <w:b/>
+                <w:color w:val="7D5205"/>
+              </w:rPr>
               <w:t xml:space="preserve">Production</w:t>
             </w:r>
           </w:p>
@@ -2945,6 +3186,7 @@
         <w:tc>
           <w:tcPr>
             <w:tcW w:w="974" w:type="dxa"/>
+            <w:shd w:val="clear" w:color="auto" w:fill="FDF6E8"/>
           </w:tcPr>
           <w:p>
             <w:pPr>
@@ -2958,30 +3200,39 @@
         <w:tc>
           <w:tcPr>
             <w:tcW w:w="7306" w:type="dxa"/>
-          </w:tcPr>
-          <w:p>
-            <w:pPr>
-              <w:pStyle w:val="TableText"/>
-            </w:pPr>
-            <w:r>
-              <w:t xml:space="preserve">Pairs draw a clock face, set a time and ask What's the time?</w:t>
-            </w:r>
-          </w:p>
-        </w:tc>
-      </w:tr>
-      <w:tr>
-        <w:trPr>
-          <w:cantSplit/>
-        </w:trPr>
-        <w:tc>
-          <w:tcPr>
-            <w:tcW w:w="1826" w:type="dxa"/>
-          </w:tcPr>
-          <w:p>
-            <w:pPr>
-              <w:pStyle w:val="TableText"/>
-            </w:pPr>
-            <w:r>
+            <w:shd w:val="clear" w:color="auto" w:fill="FDF6E8"/>
+          </w:tcPr>
+          <w:p>
+            <w:pPr>
+              <w:pStyle w:val="TableText"/>
+            </w:pPr>
+            <w:r>
+              <w:t xml:space="preserve">Pupils describe what they are wearing to a partner: I have a white shirt and a blue short.</w:t>
+            </w:r>
+          </w:p>
+        </w:tc>
+      </w:tr>
+      <w:tr>
+        <w:trPr>
+          <w:cantSplit/>
+        </w:trPr>
+        <w:tc>
+          <w:tcPr>
+            <w:tcW w:w="1826" w:type="dxa"/>
+            <w:shd w:val="clear" w:color="auto" w:fill="F7F9FB"/>
+            <w:tcBorders>
+              <w:left w:val="single" w:sz="18" w:space="0" w:color="8E98A4"/>
+            </w:tcBorders>
+          </w:tcPr>
+          <w:p>
+            <w:pPr>
+              <w:pStyle w:val="TableText"/>
+            </w:pPr>
+            <w:r>
+              <w:rPr>
+                <w:b/>
+                <w:color w:val="33404F"/>
+              </w:rPr>
               <w:t xml:space="preserve">Check and close</w:t>
             </w:r>
           </w:p>
@@ -2989,6 +3240,7 @@
         <w:tc>
           <w:tcPr>
             <w:tcW w:w="974" w:type="dxa"/>
+            <w:shd w:val="clear" w:color="auto" w:fill="F7F9FB"/>
           </w:tcPr>
           <w:p>
             <w:pPr>
@@ -3002,13 +3254,14 @@
         <w:tc>
           <w:tcPr>
             <w:tcW w:w="7306" w:type="dxa"/>
-          </w:tcPr>
-          <w:p>
-            <w:pPr>
-              <w:pStyle w:val="TableText"/>
-            </w:pPr>
-            <w:r>
-              <w:t xml:space="preserve">Ask: What time do you come to school? </w:t>
+            <w:shd w:val="clear" w:color="auto" w:fill="F7F9FB"/>
+          </w:tcPr>
+          <w:p>
+            <w:pPr>
+              <w:pStyle w:val="TableText"/>
+            </w:pPr>
+            <w:r>
+              <w:t xml:space="preserve">Two pupils describe a friend while the class guesses who. </w:t>
             </w:r>
             <w:r>
               <w:rPr>
@@ -3017,7 +3270,7 @@
               <w:t xml:space="preserve">Homework:</w:t>
             </w:r>
             <w:r>
-              <w:t xml:space="preserve"> Draw a clock showing the time you wake up.</w:t>
+              <w:t xml:space="preserve"> Draw your favourite clothes and colour them.</w:t>
             </w:r>
           </w:p>
         </w:tc>
@@ -3030,7 +3283,7 @@
         <w:keepNext/>
       </w:pPr>
       <w:r>
-        <w:t xml:space="preserve">Plan 10: Unit 7, Playing is fun</w:t>
+        <w:t xml:space="preserve">Plan 9: Unit 6, Clothes we wear</w:t>
       </w:r>
     </w:p>
     <w:p>
@@ -3044,7 +3297,7 @@
         <w:t xml:space="preserve">Book activity:</w:t>
       </w:r>
       <w:r>
-        <w:t xml:space="preserve"> Listen, repeat and act; Let's play a game. </w:t>
+        <w:t xml:space="preserve"> Time; Read the time. </w:t>
       </w:r>
       <w:r>
         <w:rPr>
@@ -3053,7 +3306,7 @@
         <w:t xml:space="preserve">Focus:</w:t>
       </w:r>
       <w:r>
-        <w:t xml:space="preserve"> Action words for games.</w:t>
+        <w:t xml:space="preserve"> Telling the time.</w:t>
       </w:r>
     </w:p>
     <w:p>
@@ -3067,7 +3320,7 @@
         <w:t xml:space="preserve">Learning outcome:</w:t>
       </w:r>
       <w:r>
-        <w:t xml:space="preserve"> by the end of the lesson, pupils will be able to follow and give simple action instructions such as run, jump and kick.</w:t>
+        <w:t xml:space="preserve"> by the end of the lesson, pupils will be able to read and say o'clock, quarter past, half past and quarter to.</w:t>
       </w:r>
     </w:p>
     <w:p>
@@ -3081,7 +3334,7 @@
         <w:t xml:space="preserve">Materials:</w:t>
       </w:r>
       <w:r>
-        <w:t xml:space="preserve"> A ball, open space.</w:t>
+        <w:t xml:space="preserve"> A cardboard clock with moving hands.</w:t>
       </w:r>
     </w:p>
     <w:tbl>
@@ -3170,12 +3423,20 @@
         <w:tc>
           <w:tcPr>
             <w:tcW w:w="1826" w:type="dxa"/>
-          </w:tcPr>
-          <w:p>
-            <w:pPr>
-              <w:pStyle w:val="TableText"/>
-            </w:pPr>
-            <w:r>
+            <w:shd w:val="clear" w:color="auto" w:fill="EFF4FB"/>
+            <w:tcBorders>
+              <w:left w:val="single" w:sz="18" w:space="0" w:color="1E4276"/>
+            </w:tcBorders>
+          </w:tcPr>
+          <w:p>
+            <w:pPr>
+              <w:pStyle w:val="TableText"/>
+            </w:pPr>
+            <w:r>
+              <w:rPr>
+                <w:b/>
+                <w:color w:val="0F2647"/>
+              </w:rPr>
               <w:t xml:space="preserve">Presentation</w:t>
             </w:r>
           </w:p>
@@ -3183,6 +3444,7 @@
         <w:tc>
           <w:tcPr>
             <w:tcW w:w="974" w:type="dxa"/>
+            <w:shd w:val="clear" w:color="auto" w:fill="EFF4FB"/>
           </w:tcPr>
           <w:p>
             <w:pPr>
@@ -3196,30 +3458,39 @@
         <w:tc>
           <w:tcPr>
             <w:tcW w:w="7306" w:type="dxa"/>
-          </w:tcPr>
-          <w:p>
-            <w:pPr>
-              <w:pStyle w:val="TableText"/>
-            </w:pPr>
-            <w:r>
-              <w:t xml:space="preserve">Do the actions while saying them: Run! Jump! Kick the ball! Show Look! The ball rolls fast.</w:t>
-            </w:r>
-          </w:p>
-        </w:tc>
-      </w:tr>
-      <w:tr>
-        <w:trPr>
-          <w:cantSplit/>
-        </w:trPr>
-        <w:tc>
-          <w:tcPr>
-            <w:tcW w:w="1826" w:type="dxa"/>
-          </w:tcPr>
-          <w:p>
-            <w:pPr>
-              <w:pStyle w:val="TableText"/>
-            </w:pPr>
-            <w:r>
+            <w:shd w:val="clear" w:color="auto" w:fill="EFF4FB"/>
+          </w:tcPr>
+          <w:p>
+            <w:pPr>
+              <w:pStyle w:val="TableText"/>
+            </w:pPr>
+            <w:r>
+              <w:t xml:space="preserve">Move the clock hands: It is seven o'clock. It is half past seven. Show quarter past and quarter to.</w:t>
+            </w:r>
+          </w:p>
+        </w:tc>
+      </w:tr>
+      <w:tr>
+        <w:trPr>
+          <w:cantSplit/>
+        </w:trPr>
+        <w:tc>
+          <w:tcPr>
+            <w:tcW w:w="1826" w:type="dxa"/>
+            <w:shd w:val="clear" w:color="auto" w:fill="EDF7F4"/>
+            <w:tcBorders>
+              <w:left w:val="single" w:sz="18" w:space="0" w:color="0E7C66"/>
+            </w:tcBorders>
+          </w:tcPr>
+          <w:p>
+            <w:pPr>
+              <w:pStyle w:val="TableText"/>
+            </w:pPr>
+            <w:r>
+              <w:rPr>
+                <w:b/>
+                <w:color w:val="08503F"/>
+              </w:rPr>
               <w:t xml:space="preserve">Practice</w:t>
             </w:r>
           </w:p>
@@ -3227,6 +3498,7 @@
         <w:tc>
           <w:tcPr>
             <w:tcW w:w="974" w:type="dxa"/>
+            <w:shd w:val="clear" w:color="auto" w:fill="EDF7F4"/>
           </w:tcPr>
           <w:p>
             <w:pPr>
@@ -3240,30 +3512,39 @@
         <w:tc>
           <w:tcPr>
             <w:tcW w:w="7306" w:type="dxa"/>
-          </w:tcPr>
-          <w:p>
-            <w:pPr>
-              <w:pStyle w:val="TableText"/>
-            </w:pPr>
-            <w:r>
-              <w:t xml:space="preserve">Listen, repeat and act: pupils copy the teacher. Simon says with the action words.</w:t>
-            </w:r>
-          </w:p>
-        </w:tc>
-      </w:tr>
-      <w:tr>
-        <w:trPr>
-          <w:cantSplit/>
-        </w:trPr>
-        <w:tc>
-          <w:tcPr>
-            <w:tcW w:w="1826" w:type="dxa"/>
-          </w:tcPr>
-          <w:p>
-            <w:pPr>
-              <w:pStyle w:val="TableText"/>
-            </w:pPr>
-            <w:r>
+            <w:shd w:val="clear" w:color="auto" w:fill="EDF7F4"/>
+          </w:tcPr>
+          <w:p>
+            <w:pPr>
+              <w:pStyle w:val="TableText"/>
+            </w:pPr>
+            <w:r>
+              <w:t xml:space="preserve">Pupils read the times in the book. The teacher sets the clock; pupils say the time.</w:t>
+            </w:r>
+          </w:p>
+        </w:tc>
+      </w:tr>
+      <w:tr>
+        <w:trPr>
+          <w:cantSplit/>
+        </w:trPr>
+        <w:tc>
+          <w:tcPr>
+            <w:tcW w:w="1826" w:type="dxa"/>
+            <w:shd w:val="clear" w:color="auto" w:fill="FDF6E8"/>
+            <w:tcBorders>
+              <w:left w:val="single" w:sz="18" w:space="0" w:color="B07C12"/>
+            </w:tcBorders>
+          </w:tcPr>
+          <w:p>
+            <w:pPr>
+              <w:pStyle w:val="TableText"/>
+            </w:pPr>
+            <w:r>
+              <w:rPr>
+                <w:b/>
+                <w:color w:val="7D5205"/>
+              </w:rPr>
               <w:t xml:space="preserve">Production</w:t>
             </w:r>
           </w:p>
@@ -3271,6 +3552,7 @@
         <w:tc>
           <w:tcPr>
             <w:tcW w:w="974" w:type="dxa"/>
+            <w:shd w:val="clear" w:color="auto" w:fill="FDF6E8"/>
           </w:tcPr>
           <w:p>
             <w:pPr>
@@ -3284,30 +3566,39 @@
         <w:tc>
           <w:tcPr>
             <w:tcW w:w="7306" w:type="dxa"/>
-          </w:tcPr>
-          <w:p>
-            <w:pPr>
-              <w:pStyle w:val="TableText"/>
-            </w:pPr>
-            <w:r>
-              <w:t xml:space="preserve">Small groups play a game while one leader gives the instructions in English.</w:t>
-            </w:r>
-          </w:p>
-        </w:tc>
-      </w:tr>
-      <w:tr>
-        <w:trPr>
-          <w:cantSplit/>
-        </w:trPr>
-        <w:tc>
-          <w:tcPr>
-            <w:tcW w:w="1826" w:type="dxa"/>
-          </w:tcPr>
-          <w:p>
-            <w:pPr>
-              <w:pStyle w:val="TableText"/>
-            </w:pPr>
-            <w:r>
+            <w:shd w:val="clear" w:color="auto" w:fill="FDF6E8"/>
+          </w:tcPr>
+          <w:p>
+            <w:pPr>
+              <w:pStyle w:val="TableText"/>
+            </w:pPr>
+            <w:r>
+              <w:t xml:space="preserve">Pairs draw a clock face, set a time and ask What's the time?</w:t>
+            </w:r>
+          </w:p>
+        </w:tc>
+      </w:tr>
+      <w:tr>
+        <w:trPr>
+          <w:cantSplit/>
+        </w:trPr>
+        <w:tc>
+          <w:tcPr>
+            <w:tcW w:w="1826" w:type="dxa"/>
+            <w:shd w:val="clear" w:color="auto" w:fill="F7F9FB"/>
+            <w:tcBorders>
+              <w:left w:val="single" w:sz="18" w:space="0" w:color="8E98A4"/>
+            </w:tcBorders>
+          </w:tcPr>
+          <w:p>
+            <w:pPr>
+              <w:pStyle w:val="TableText"/>
+            </w:pPr>
+            <w:r>
+              <w:rPr>
+                <w:b/>
+                <w:color w:val="33404F"/>
+              </w:rPr>
               <w:t xml:space="preserve">Check and close</w:t>
             </w:r>
           </w:p>
@@ -3315,6 +3606,7 @@
         <w:tc>
           <w:tcPr>
             <w:tcW w:w="974" w:type="dxa"/>
+            <w:shd w:val="clear" w:color="auto" w:fill="F7F9FB"/>
           </w:tcPr>
           <w:p>
             <w:pPr>
@@ -3328,13 +3620,14 @@
         <w:tc>
           <w:tcPr>
             <w:tcW w:w="7306" w:type="dxa"/>
-          </w:tcPr>
-          <w:p>
-            <w:pPr>
-              <w:pStyle w:val="TableText"/>
-            </w:pPr>
-            <w:r>
-              <w:t xml:space="preserve">Pupils name the game they liked best. </w:t>
+            <w:shd w:val="clear" w:color="auto" w:fill="F7F9FB"/>
+          </w:tcPr>
+          <w:p>
+            <w:pPr>
+              <w:pStyle w:val="TableText"/>
+            </w:pPr>
+            <w:r>
+              <w:t xml:space="preserve">Ask: What time do you come to school? </w:t>
             </w:r>
             <w:r>
               <w:rPr>
@@ -3343,7 +3636,7 @@
               <w:t xml:space="preserve">Homework:</w:t>
             </w:r>
             <w:r>
-              <w:t xml:space="preserve"> Teach one action game to a brother or sister.</w:t>
+              <w:t xml:space="preserve"> Draw a clock showing the time you wake up.</w:t>
             </w:r>
           </w:p>
         </w:tc>
@@ -3356,7 +3649,7 @@
         <w:keepNext/>
       </w:pPr>
       <w:r>
-        <w:t xml:space="preserve">Plan 11: Unit 8, The world around me</w:t>
+        <w:t xml:space="preserve">Plan 10: Unit 7, Playing is fun</w:t>
       </w:r>
     </w:p>
     <w:p>
@@ -3370,7 +3663,7 @@
         <w:t xml:space="preserve">Book activity:</w:t>
       </w:r>
       <w:r>
-        <w:t xml:space="preserve"> Listen, point and repeat; Listen and read. </w:t>
+        <w:t xml:space="preserve"> Listen, repeat and act; Let's play a game. </w:t>
       </w:r>
       <w:r>
         <w:rPr>
@@ -3379,7 +3672,7 @@
         <w:t xml:space="preserve">Focus:</w:t>
       </w:r>
       <w:r>
-        <w:t xml:space="preserve"> Things in a home garden.</w:t>
+        <w:t xml:space="preserve"> Action words for games.</w:t>
       </w:r>
     </w:p>
     <w:p>
@@ -3393,7 +3686,7 @@
         <w:t xml:space="preserve">Learning outcome:</w:t>
       </w:r>
       <w:r>
-        <w:t xml:space="preserve"> by the end of the lesson, pupils will be able to name things in a garden and describe a tree using It has ...</w:t>
+        <w:t xml:space="preserve"> by the end of the lesson, pupils will be able to follow and give simple action instructions such as run, jump and kick.</w:t>
       </w:r>
     </w:p>
     <w:p>
@@ -3407,7 +3700,7 @@
         <w:t xml:space="preserve">Materials:</w:t>
       </w:r>
       <w:r>
-        <w:t xml:space="preserve"> A picture of a garden, a real leaf and a small branch.</w:t>
+        <w:t xml:space="preserve"> A ball, open space.</w:t>
       </w:r>
     </w:p>
     <w:tbl>
@@ -3496,12 +3789,20 @@
         <w:tc>
           <w:tcPr>
             <w:tcW w:w="1826" w:type="dxa"/>
-          </w:tcPr>
-          <w:p>
-            <w:pPr>
-              <w:pStyle w:val="TableText"/>
-            </w:pPr>
-            <w:r>
+            <w:shd w:val="clear" w:color="auto" w:fill="EFF4FB"/>
+            <w:tcBorders>
+              <w:left w:val="single" w:sz="18" w:space="0" w:color="1E4276"/>
+            </w:tcBorders>
+          </w:tcPr>
+          <w:p>
+            <w:pPr>
+              <w:pStyle w:val="TableText"/>
+            </w:pPr>
+            <w:r>
+              <w:rPr>
+                <w:b/>
+                <w:color w:val="0F2647"/>
+              </w:rPr>
               <w:t xml:space="preserve">Presentation</w:t>
             </w:r>
           </w:p>
@@ -3509,6 +3810,7 @@
         <w:tc>
           <w:tcPr>
             <w:tcW w:w="974" w:type="dxa"/>
+            <w:shd w:val="clear" w:color="auto" w:fill="EFF4FB"/>
           </w:tcPr>
           <w:p>
             <w:pPr>
@@ -3522,6 +3824,373 @@
         <w:tc>
           <w:tcPr>
             <w:tcW w:w="7306" w:type="dxa"/>
+            <w:shd w:val="clear" w:color="auto" w:fill="EFF4FB"/>
+          </w:tcPr>
+          <w:p>
+            <w:pPr>
+              <w:pStyle w:val="TableText"/>
+            </w:pPr>
+            <w:r>
+              <w:t xml:space="preserve">Do the actions while saying them: Run! Jump! Kick the ball! Show Look! The ball rolls fast.</w:t>
+            </w:r>
+          </w:p>
+        </w:tc>
+      </w:tr>
+      <w:tr>
+        <w:trPr>
+          <w:cantSplit/>
+        </w:trPr>
+        <w:tc>
+          <w:tcPr>
+            <w:tcW w:w="1826" w:type="dxa"/>
+            <w:shd w:val="clear" w:color="auto" w:fill="EDF7F4"/>
+            <w:tcBorders>
+              <w:left w:val="single" w:sz="18" w:space="0" w:color="0E7C66"/>
+            </w:tcBorders>
+          </w:tcPr>
+          <w:p>
+            <w:pPr>
+              <w:pStyle w:val="TableText"/>
+            </w:pPr>
+            <w:r>
+              <w:rPr>
+                <w:b/>
+                <w:color w:val="08503F"/>
+              </w:rPr>
+              <w:t xml:space="preserve">Practice</w:t>
+            </w:r>
+          </w:p>
+        </w:tc>
+        <w:tc>
+          <w:tcPr>
+            <w:tcW w:w="974" w:type="dxa"/>
+            <w:shd w:val="clear" w:color="auto" w:fill="EDF7F4"/>
+          </w:tcPr>
+          <w:p>
+            <w:pPr>
+              <w:pStyle w:val="TableText"/>
+            </w:pPr>
+            <w:r>
+              <w:t xml:space="preserve">12 min</w:t>
+            </w:r>
+          </w:p>
+        </w:tc>
+        <w:tc>
+          <w:tcPr>
+            <w:tcW w:w="7306" w:type="dxa"/>
+            <w:shd w:val="clear" w:color="auto" w:fill="EDF7F4"/>
+          </w:tcPr>
+          <w:p>
+            <w:pPr>
+              <w:pStyle w:val="TableText"/>
+            </w:pPr>
+            <w:r>
+              <w:t xml:space="preserve">Listen, repeat and act: pupils copy the teacher. Simon says with the action words.</w:t>
+            </w:r>
+          </w:p>
+        </w:tc>
+      </w:tr>
+      <w:tr>
+        <w:trPr>
+          <w:cantSplit/>
+        </w:trPr>
+        <w:tc>
+          <w:tcPr>
+            <w:tcW w:w="1826" w:type="dxa"/>
+            <w:shd w:val="clear" w:color="auto" w:fill="FDF6E8"/>
+            <w:tcBorders>
+              <w:left w:val="single" w:sz="18" w:space="0" w:color="B07C12"/>
+            </w:tcBorders>
+          </w:tcPr>
+          <w:p>
+            <w:pPr>
+              <w:pStyle w:val="TableText"/>
+            </w:pPr>
+            <w:r>
+              <w:rPr>
+                <w:b/>
+                <w:color w:val="7D5205"/>
+              </w:rPr>
+              <w:t xml:space="preserve">Production</w:t>
+            </w:r>
+          </w:p>
+        </w:tc>
+        <w:tc>
+          <w:tcPr>
+            <w:tcW w:w="974" w:type="dxa"/>
+            <w:shd w:val="clear" w:color="auto" w:fill="FDF6E8"/>
+          </w:tcPr>
+          <w:p>
+            <w:pPr>
+              <w:pStyle w:val="TableText"/>
+            </w:pPr>
+            <w:r>
+              <w:t xml:space="preserve">13 min</w:t>
+            </w:r>
+          </w:p>
+        </w:tc>
+        <w:tc>
+          <w:tcPr>
+            <w:tcW w:w="7306" w:type="dxa"/>
+            <w:shd w:val="clear" w:color="auto" w:fill="FDF6E8"/>
+          </w:tcPr>
+          <w:p>
+            <w:pPr>
+              <w:pStyle w:val="TableText"/>
+            </w:pPr>
+            <w:r>
+              <w:t xml:space="preserve">Small groups play a game while one leader gives the instructions in English.</w:t>
+            </w:r>
+          </w:p>
+        </w:tc>
+      </w:tr>
+      <w:tr>
+        <w:trPr>
+          <w:cantSplit/>
+        </w:trPr>
+        <w:tc>
+          <w:tcPr>
+            <w:tcW w:w="1826" w:type="dxa"/>
+            <w:shd w:val="clear" w:color="auto" w:fill="F7F9FB"/>
+            <w:tcBorders>
+              <w:left w:val="single" w:sz="18" w:space="0" w:color="8E98A4"/>
+            </w:tcBorders>
+          </w:tcPr>
+          <w:p>
+            <w:pPr>
+              <w:pStyle w:val="TableText"/>
+            </w:pPr>
+            <w:r>
+              <w:rPr>
+                <w:b/>
+                <w:color w:val="33404F"/>
+              </w:rPr>
+              <w:t xml:space="preserve">Check and close</w:t>
+            </w:r>
+          </w:p>
+        </w:tc>
+        <w:tc>
+          <w:tcPr>
+            <w:tcW w:w="974" w:type="dxa"/>
+            <w:shd w:val="clear" w:color="auto" w:fill="F7F9FB"/>
+          </w:tcPr>
+          <w:p>
+            <w:pPr>
+              <w:pStyle w:val="TableText"/>
+            </w:pPr>
+            <w:r>
+              <w:t xml:space="preserve">5 min</w:t>
+            </w:r>
+          </w:p>
+        </w:tc>
+        <w:tc>
+          <w:tcPr>
+            <w:tcW w:w="7306" w:type="dxa"/>
+            <w:shd w:val="clear" w:color="auto" w:fill="F7F9FB"/>
+          </w:tcPr>
+          <w:p>
+            <w:pPr>
+              <w:pStyle w:val="TableText"/>
+            </w:pPr>
+            <w:r>
+              <w:t xml:space="preserve">Pupils name the game they liked best. </w:t>
+            </w:r>
+            <w:r>
+              <w:rPr>
+                <w:b/>
+              </w:rPr>
+              <w:t xml:space="preserve">Homework:</w:t>
+            </w:r>
+            <w:r>
+              <w:t xml:space="preserve"> Teach one action game to a brother or sister.</w:t>
+            </w:r>
+          </w:p>
+        </w:tc>
+      </w:tr>
+    </w:tbl>
+    <w:p/>
+    <w:p>
+      <w:pPr>
+        <w:pStyle w:val="Heading1"/>
+        <w:keepNext/>
+      </w:pPr>
+      <w:r>
+        <w:t xml:space="preserve">Plan 11: Unit 8, The world around me</w:t>
+      </w:r>
+    </w:p>
+    <w:p>
+      <w:pPr>
+        <w:keepNext/>
+      </w:pPr>
+      <w:r>
+        <w:rPr>
+          <w:b/>
+        </w:rPr>
+        <w:t xml:space="preserve">Book activity:</w:t>
+      </w:r>
+      <w:r>
+        <w:t xml:space="preserve"> Listen, point and repeat; Listen and read. </w:t>
+      </w:r>
+      <w:r>
+        <w:rPr>
+          <w:b/>
+        </w:rPr>
+        <w:t xml:space="preserve">Focus:</w:t>
+      </w:r>
+      <w:r>
+        <w:t xml:space="preserve"> Things in a home garden.</w:t>
+      </w:r>
+    </w:p>
+    <w:p>
+      <w:pPr>
+        <w:keepNext/>
+      </w:pPr>
+      <w:r>
+        <w:rPr>
+          <w:b/>
+        </w:rPr>
+        <w:t xml:space="preserve">Learning outcome:</w:t>
+      </w:r>
+      <w:r>
+        <w:t xml:space="preserve"> by the end of the lesson, pupils will be able to name things in a garden and describe a tree using It has ...</w:t>
+      </w:r>
+    </w:p>
+    <w:p>
+      <w:pPr>
+        <w:keepNext/>
+      </w:pPr>
+      <w:r>
+        <w:rPr>
+          <w:b/>
+        </w:rPr>
+        <w:t xml:space="preserve">Materials:</w:t>
+      </w:r>
+      <w:r>
+        <w:t xml:space="preserve"> A picture of a garden, a real leaf and a small branch.</w:t>
+      </w:r>
+    </w:p>
+    <w:tbl>
+      <w:tblPr>
+        <w:tblW w:w="10106" w:type="dxa"/>
+        <w:tblBorders>
+          <w:top w:val="single" w:sz="4" w:space="0" w:color="8FA3BF"/>
+          <w:left w:val="single" w:sz="4" w:space="0" w:color="8FA3BF"/>
+          <w:bottom w:val="single" w:sz="4" w:space="0" w:color="8FA3BF"/>
+          <w:right w:val="single" w:sz="4" w:space="0" w:color="8FA3BF"/>
+          <w:insideH w:val="single" w:sz="4" w:space="0" w:color="8FA3BF"/>
+          <w:insideV w:val="single" w:sz="4" w:space="0" w:color="8FA3BF"/>
+        </w:tblBorders>
+        <w:tblLayout w:type="fixed"/>
+        <w:tblCellMar>
+          <w:left w:w="80" w:type="dxa"/>
+          <w:right w:w="80" w:type="dxa"/>
+        </w:tblCellMar>
+      </w:tblPr>
+      <w:tblGrid>
+        <w:gridCol w:w="1826"/>
+        <w:gridCol w:w="974"/>
+        <w:gridCol w:w="7306"/>
+      </w:tblGrid>
+      <w:tr>
+        <w:trPr>
+          <w:tblHeader/>
+          <w:cantSplit/>
+        </w:trPr>
+        <w:tc>
+          <w:tcPr>
+            <w:tcW w:w="1826" w:type="dxa"/>
+            <w:shd w:val="clear" w:color="auto" w:fill="DCE6F2"/>
+          </w:tcPr>
+          <w:p>
+            <w:pPr>
+              <w:pStyle w:val="TableText"/>
+            </w:pPr>
+            <w:r>
+              <w:rPr>
+                <w:b/>
+              </w:rPr>
+              <w:t xml:space="preserve">Stage</w:t>
+            </w:r>
+          </w:p>
+        </w:tc>
+        <w:tc>
+          <w:tcPr>
+            <w:tcW w:w="974" w:type="dxa"/>
+            <w:shd w:val="clear" w:color="auto" w:fill="DCE6F2"/>
+          </w:tcPr>
+          <w:p>
+            <w:pPr>
+              <w:pStyle w:val="TableText"/>
+            </w:pPr>
+            <w:r>
+              <w:rPr>
+                <w:b/>
+              </w:rPr>
+              <w:t xml:space="preserve">Time</w:t>
+            </w:r>
+          </w:p>
+        </w:tc>
+        <w:tc>
+          <w:tcPr>
+            <w:tcW w:w="7306" w:type="dxa"/>
+            <w:shd w:val="clear" w:color="auto" w:fill="DCE6F2"/>
+          </w:tcPr>
+          <w:p>
+            <w:pPr>
+              <w:pStyle w:val="TableText"/>
+            </w:pPr>
+            <w:r>
+              <w:rPr>
+                <w:b/>
+              </w:rPr>
+              <w:t xml:space="preserve">What happens</w:t>
+            </w:r>
+          </w:p>
+        </w:tc>
+      </w:tr>
+      <w:tr>
+        <w:trPr>
+          <w:cantSplit/>
+        </w:trPr>
+        <w:tc>
+          <w:tcPr>
+            <w:tcW w:w="1826" w:type="dxa"/>
+            <w:shd w:val="clear" w:color="auto" w:fill="EFF4FB"/>
+            <w:tcBorders>
+              <w:left w:val="single" w:sz="18" w:space="0" w:color="1E4276"/>
+            </w:tcBorders>
+          </w:tcPr>
+          <w:p>
+            <w:pPr>
+              <w:pStyle w:val="TableText"/>
+            </w:pPr>
+            <w:r>
+              <w:rPr>
+                <w:b/>
+                <w:color w:val="0F2647"/>
+              </w:rPr>
+              <w:t xml:space="preserve">Presentation</w:t>
+            </w:r>
+          </w:p>
+        </w:tc>
+        <w:tc>
+          <w:tcPr>
+            <w:tcW w:w="974" w:type="dxa"/>
+            <w:shd w:val="clear" w:color="auto" w:fill="EFF4FB"/>
+          </w:tcPr>
+          <w:p>
+            <w:pPr>
+              <w:pStyle w:val="TableText"/>
+            </w:pPr>
+            <w:r>
+              <w:t xml:space="preserve">10 min</w:t>
+            </w:r>
+          </w:p>
+        </w:tc>
+        <w:tc>
+          <w:tcPr>
+            <w:tcW w:w="7306" w:type="dxa"/>
+            <w:shd w:val="clear" w:color="auto" w:fill="EFF4FB"/>
           </w:tcPr>
           <w:p>
             <w:pPr>
@@ -3540,12 +4209,20 @@
         <w:tc>
           <w:tcPr>
             <w:tcW w:w="1826" w:type="dxa"/>
-          </w:tcPr>
-          <w:p>
-            <w:pPr>
-              <w:pStyle w:val="TableText"/>
-            </w:pPr>
-            <w:r>
+            <w:shd w:val="clear" w:color="auto" w:fill="EDF7F4"/>
+            <w:tcBorders>
+              <w:left w:val="single" w:sz="18" w:space="0" w:color="0E7C66"/>
+            </w:tcBorders>
+          </w:tcPr>
+          <w:p>
+            <w:pPr>
+              <w:pStyle w:val="TableText"/>
+            </w:pPr>
+            <w:r>
+              <w:rPr>
+                <w:b/>
+                <w:color w:val="08503F"/>
+              </w:rPr>
               <w:t xml:space="preserve">Practice</w:t>
             </w:r>
           </w:p>
@@ -3553,6 +4230,7 @@
         <w:tc>
           <w:tcPr>
             <w:tcW w:w="974" w:type="dxa"/>
+            <w:shd w:val="clear" w:color="auto" w:fill="EDF7F4"/>
           </w:tcPr>
           <w:p>
             <w:pPr>
@@ -3566,6 +4244,7 @@
         <w:tc>
           <w:tcPr>
             <w:tcW w:w="7306" w:type="dxa"/>
+            <w:shd w:val="clear" w:color="auto" w:fill="EDF7F4"/>
           </w:tcPr>
           <w:p>
             <w:pPr>
@@ -3584,12 +4263,20 @@
         <w:tc>
           <w:tcPr>
             <w:tcW w:w="1826" w:type="dxa"/>
-          </w:tcPr>
-          <w:p>
-            <w:pPr>
-              <w:pStyle w:val="TableText"/>
-            </w:pPr>
-            <w:r>
+            <w:shd w:val="clear" w:color="auto" w:fill="FDF6E8"/>
+            <w:tcBorders>
+              <w:left w:val="single" w:sz="18" w:space="0" w:color="B07C12"/>
+            </w:tcBorders>
+          </w:tcPr>
+          <w:p>
+            <w:pPr>
+              <w:pStyle w:val="TableText"/>
+            </w:pPr>
+            <w:r>
+              <w:rPr>
+                <w:b/>
+                <w:color w:val="7D5205"/>
+              </w:rPr>
               <w:t xml:space="preserve">Production</w:t>
             </w:r>
           </w:p>
@@ -3597,6 +4284,7 @@
         <w:tc>
           <w:tcPr>
             <w:tcW w:w="974" w:type="dxa"/>
+            <w:shd w:val="clear" w:color="auto" w:fill="FDF6E8"/>
           </w:tcPr>
           <w:p>
             <w:pPr>
@@ -3610,6 +4298,7 @@
         <w:tc>
           <w:tcPr>
             <w:tcW w:w="7306" w:type="dxa"/>
+            <w:shd w:val="clear" w:color="auto" w:fill="FDF6E8"/>
           </w:tcPr>
           <w:p>
             <w:pPr>
@@ -3628,12 +4317,20 @@
         <w:tc>
           <w:tcPr>
             <w:tcW w:w="1826" w:type="dxa"/>
-          </w:tcPr>
-          <w:p>
-            <w:pPr>
-              <w:pStyle w:val="TableText"/>
-            </w:pPr>
-            <w:r>
+            <w:shd w:val="clear" w:color="auto" w:fill="F7F9FB"/>
+            <w:tcBorders>
+              <w:left w:val="single" w:sz="18" w:space="0" w:color="8E98A4"/>
+            </w:tcBorders>
+          </w:tcPr>
+          <w:p>
+            <w:pPr>
+              <w:pStyle w:val="TableText"/>
+            </w:pPr>
+            <w:r>
+              <w:rPr>
+                <w:b/>
+                <w:color w:val="33404F"/>
+              </w:rPr>
               <w:t xml:space="preserve">Check and close</w:t>
             </w:r>
           </w:p>
@@ -3641,6 +4338,7 @@
         <w:tc>
           <w:tcPr>
             <w:tcW w:w="974" w:type="dxa"/>
+            <w:shd w:val="clear" w:color="auto" w:fill="F7F9FB"/>
           </w:tcPr>
           <w:p>
             <w:pPr>
@@ -3654,6 +4352,7 @@
         <w:tc>
           <w:tcPr>
             <w:tcW w:w="7306" w:type="dxa"/>
+            <w:shd w:val="clear" w:color="auto" w:fill="F7F9FB"/>
           </w:tcPr>
           <w:p>
             <w:pPr>
